--- a/labs/lab06/lab06.docx
+++ b/labs/lab06/lab06.docx
@@ -31,19 +31,27 @@
         <w:t xml:space="preserve"> </w:t>
       </w:r>
       <w:r>
-        <w:t xml:space="preserve">№5</w:t>
-      </w:r>
-      <w:r>
-        <w:t xml:space="preserve"> </w:t>
-      </w:r>
-      <w:r>
-        <w:t xml:space="preserve">Администрациа</w:t>
-      </w:r>
-      <w:r>
-        <w:t xml:space="preserve"> </w:t>
-      </w:r>
-      <w:r>
-        <w:t xml:space="preserve">Система</w:t>
+        <w:t xml:space="preserve">№16</w:t>
+      </w:r>
+    </w:p>
+    <w:p>
+      <w:pPr>
+        <w:pStyle w:val="Subtitle"/>
+      </w:pPr>
+      <w:r>
+        <w:t xml:space="preserve">Управление</w:t>
+      </w:r>
+      <w:r>
+        <w:t xml:space="preserve"> </w:t>
+      </w:r>
+      <w:r>
+        <w:t xml:space="preserve">RAID-массивами</w:t>
+      </w:r>
+      <w:r>
+        <w:t xml:space="preserve"> </w:t>
+      </w:r>
+      <w:r>
+        <w:t xml:space="preserve">в</w:t>
       </w:r>
       <w:r>
         <w:t xml:space="preserve"> </w:t>
@@ -51,31 +59,23 @@
       <w:r>
         <w:t xml:space="preserve">Linux</w:t>
       </w:r>
-    </w:p>
-    <w:p>
-      <w:pPr>
-        <w:pStyle w:val="Subtitle"/>
-      </w:pPr>
-      <w:r>
-        <w:t xml:space="preserve">Управление</w:t>
-      </w:r>
-      <w:r>
-        <w:t xml:space="preserve"> </w:t>
-      </w:r>
-      <w:r>
-        <w:t xml:space="preserve">процессами</w:t>
-      </w:r>
-      <w:r>
-        <w:t xml:space="preserve"> </w:t>
-      </w:r>
-      <w:r>
-        <w:t xml:space="preserve">в</w:t>
-      </w:r>
-      <w:r>
-        <w:t xml:space="preserve"> </w:t>
-      </w:r>
-      <w:r>
-        <w:t xml:space="preserve">Linux</w:t>
+      <w:r>
+        <w:t xml:space="preserve"> </w:t>
+      </w:r>
+      <w:r>
+        <w:t xml:space="preserve">с</w:t>
+      </w:r>
+      <w:r>
+        <w:t xml:space="preserve"> </w:t>
+      </w:r>
+      <w:r>
+        <w:t xml:space="preserve">использованием</w:t>
+      </w:r>
+      <w:r>
+        <w:t xml:space="preserve"> </w:t>
+      </w:r>
+      <w:r>
+        <w:t xml:space="preserve">mdadm</w:t>
       </w:r>
     </w:p>
     <w:p>
@@ -160,7 +160,7 @@
         </w:numPr>
       </w:pPr>
       <w:r>
-        <w:t xml:space="preserve">Изучить основы управления процессами в ОС Linux.</w:t>
+        <w:t xml:space="preserve">Изучить архитектуру и уровни RAID-массивов в Linux.</w:t>
       </w:r>
     </w:p>
     <w:p>
@@ -172,7 +172,7 @@
         </w:numPr>
       </w:pPr>
       <w:r>
-        <w:t xml:space="preserve">Освоить команды для мониторинга и контроля процессов.</w:t>
+        <w:t xml:space="preserve">Освоить основные команды утилиты mdadm для управления RAID.</w:t>
       </w:r>
     </w:p>
     <w:p>
@@ -184,7 +184,7 @@
         </w:numPr>
       </w:pPr>
       <w:r>
-        <w:t xml:space="preserve">Научиться управлять приоритетами и сигналами процессов.</w:t>
+        <w:t xml:space="preserve">Научиться создавать различные типы RAID-массивов.</w:t>
       </w:r>
     </w:p>
     <w:p>
@@ -196,11 +196,35 @@
         </w:numPr>
       </w:pPr>
       <w:r>
-        <w:t xml:space="preserve">Изучить механизмы фонового и интерактивного выполнения задач.</w:t>
+        <w:t xml:space="preserve">Получить навыки мониторинга и обслуживания RAID.</w:t>
+      </w:r>
+    </w:p>
+    <w:p>
+      <w:pPr>
+        <w:pStyle w:val="Compact"/>
+        <w:numPr>
+          <w:ilvl w:val="0"/>
+          <w:numId w:val="1001"/>
+        </w:numPr>
+      </w:pPr>
+      <w:r>
+        <w:t xml:space="preserve">Освоить методы восстановления при сбоях дисков.</w:t>
+      </w:r>
+    </w:p>
+    <w:p>
+      <w:pPr>
+        <w:pStyle w:val="Compact"/>
+        <w:numPr>
+          <w:ilvl w:val="0"/>
+          <w:numId w:val="1001"/>
+        </w:numPr>
+      </w:pPr>
+      <w:r>
+        <w:t xml:space="preserve">Понять преимущества использования программного RAID.</w:t>
       </w:r>
     </w:p>
     <w:bookmarkEnd w:id="20"/>
-    <w:bookmarkStart w:id="21" w:name="теоретическое-введение"/>
+    <w:bookmarkStart w:id="24" w:name="теоретическое-введение"/>
     <w:p>
       <w:pPr>
         <w:pStyle w:val="Heading1"/>
@@ -218,57 +242,205 @@
           <w:b/>
           <w:bCs/>
         </w:rPr>
-        <w:t xml:space="preserve">Управление процессами</w:t>
-      </w:r>
-      <w:r>
-        <w:t xml:space="preserve"> </w:t>
-      </w:r>
-      <w:r>
-        <w:t xml:space="preserve">— одна из ключевых задач администратора Linux. Процесс представляет собой выполняющуюся программу с выделенными ресурсами. Каждый процесс имеет уникальный идентификатор (PID), приоритет (nice value) и состояние.</w:t>
-      </w:r>
-    </w:p>
-    <w:p>
-      <w:pPr>
-        <w:pStyle w:val="BodyText"/>
-      </w:pPr>
-      <w:r>
-        <w:t xml:space="preserve">Основные команды для работы с процессами:</w:t>
-      </w:r>
-      <w:r>
-        <w:t xml:space="preserve"> </w:t>
-      </w:r>
-      <w:r>
-        <w:t xml:space="preserve">-</w:t>
-      </w:r>
-      <w:r>
-        <w:t xml:space="preserve"> </w:t>
-      </w:r>
+        <w:t xml:space="preserve">RAID (Redundant Array of Independent Disks)</w:t>
+      </w:r>
+      <w:r>
+        <w:t xml:space="preserve"> </w:t>
+      </w:r>
+      <w:r>
+        <w:t xml:space="preserve">— технология виртуализации данных, которая объединяет несколько физических дисков в один логический для повышения производительности и/или отказоустойчивости.</w:t>
+      </w:r>
+    </w:p>
+    <w:bookmarkStart w:id="21" w:name="основные-уровни-raid"/>
+    <w:p>
+      <w:pPr>
+        <w:pStyle w:val="Heading2"/>
+      </w:pPr>
+      <w:r>
+        <w:t xml:space="preserve">Основные уровни RAID:</w:t>
+      </w:r>
+    </w:p>
+    <w:p>
+      <w:pPr>
+        <w:pStyle w:val="Compact"/>
+        <w:numPr>
+          <w:ilvl w:val="0"/>
+          <w:numId w:val="1002"/>
+        </w:numPr>
+      </w:pPr>
+      <w:r>
+        <w:rPr>
+          <w:b/>
+          <w:bCs/>
+        </w:rPr>
+        <w:t xml:space="preserve">RAID 0 (Striping)</w:t>
+      </w:r>
+      <w:r>
+        <w:t xml:space="preserve"> </w:t>
+      </w:r>
+      <w:r>
+        <w:t xml:space="preserve">— чередование данных для повышения производительности (без отказоустойчивости)</w:t>
+      </w:r>
+    </w:p>
+    <w:p>
+      <w:pPr>
+        <w:pStyle w:val="Compact"/>
+        <w:numPr>
+          <w:ilvl w:val="0"/>
+          <w:numId w:val="1002"/>
+        </w:numPr>
+      </w:pPr>
+      <w:r>
+        <w:rPr>
+          <w:b/>
+          <w:bCs/>
+        </w:rPr>
+        <w:t xml:space="preserve">RAID 1 (Mirroring)</w:t>
+      </w:r>
+      <w:r>
+        <w:t xml:space="preserve"> </w:t>
+      </w:r>
+      <w:r>
+        <w:t xml:space="preserve">— зеркалирование для отказоустойчивости</w:t>
+      </w:r>
+    </w:p>
+    <w:p>
+      <w:pPr>
+        <w:pStyle w:val="Compact"/>
+        <w:numPr>
+          <w:ilvl w:val="0"/>
+          <w:numId w:val="1002"/>
+        </w:numPr>
+      </w:pPr>
+      <w:r>
+        <w:rPr>
+          <w:b/>
+          <w:bCs/>
+        </w:rPr>
+        <w:t xml:space="preserve">RAID 5</w:t>
+      </w:r>
+      <w:r>
+        <w:t xml:space="preserve"> </w:t>
+      </w:r>
+      <w:r>
+        <w:t xml:space="preserve">— чередование с распределённой чётностью (минимум 3 диска)</w:t>
+      </w:r>
+    </w:p>
+    <w:p>
+      <w:pPr>
+        <w:pStyle w:val="Compact"/>
+        <w:numPr>
+          <w:ilvl w:val="0"/>
+          <w:numId w:val="1002"/>
+        </w:numPr>
+      </w:pPr>
+      <w:r>
+        <w:rPr>
+          <w:b/>
+          <w:bCs/>
+        </w:rPr>
+        <w:t xml:space="preserve">RAID 6</w:t>
+      </w:r>
+      <w:r>
+        <w:t xml:space="preserve"> </w:t>
+      </w:r>
+      <w:r>
+        <w:t xml:space="preserve">— чередование с двойной чётностью (минимум 4 диска)</w:t>
+      </w:r>
+    </w:p>
+    <w:p>
+      <w:pPr>
+        <w:pStyle w:val="Compact"/>
+        <w:numPr>
+          <w:ilvl w:val="0"/>
+          <w:numId w:val="1002"/>
+        </w:numPr>
+      </w:pPr>
+      <w:r>
+        <w:rPr>
+          <w:b/>
+          <w:bCs/>
+        </w:rPr>
+        <w:t xml:space="preserve">RAID 10</w:t>
+      </w:r>
+      <w:r>
+        <w:t xml:space="preserve"> </w:t>
+      </w:r>
+      <w:r>
+        <w:t xml:space="preserve">— комбинация зеркалирования и чередования</w:t>
+      </w:r>
+    </w:p>
+    <w:bookmarkEnd w:id="21"/>
+    <w:bookmarkStart w:id="22" w:name="утилита-mdadm"/>
+    <w:p>
+      <w:pPr>
+        <w:pStyle w:val="Heading2"/>
+      </w:pPr>
+      <w:r>
+        <w:t xml:space="preserve">Утилита mdadm:</w:t>
+      </w:r>
+    </w:p>
+    <w:p>
+      <w:pPr>
+        <w:pStyle w:val="FirstParagraph"/>
+      </w:pPr>
       <w:r>
         <w:rPr>
           <w:rStyle w:val="VerbatimChar"/>
         </w:rPr>
-        <w:t xml:space="preserve">ps</w:t>
-      </w:r>
-      <w:r>
-        <w:t xml:space="preserve"> </w:t>
-      </w:r>
-      <w:r>
-        <w:t xml:space="preserve">— просмотр информации о процессах</w:t>
-      </w:r>
-      <w:r>
-        <w:t xml:space="preserve"> </w:t>
-      </w:r>
-      <w:r>
-        <w:t xml:space="preserve">-</w:t>
-      </w:r>
-      <w:r>
-        <w:t xml:space="preserve"> </w:t>
-      </w:r>
+        <w:t xml:space="preserve">mdadm</w:t>
+      </w:r>
+      <w:r>
+        <w:t xml:space="preserve"> </w:t>
+      </w:r>
+      <w:r>
+        <w:t xml:space="preserve">— это инструмент для управления программными RAID-массивами в Linux. Она позволяет создавать, собирать, мониторить и восстанавливать RAID-массивы.</w:t>
+      </w:r>
+    </w:p>
+    <w:bookmarkEnd w:id="22"/>
+    <w:bookmarkStart w:id="23" w:name="основные-команды-mdadm"/>
+    <w:p>
+      <w:pPr>
+        <w:pStyle w:val="Heading2"/>
+      </w:pPr>
+      <w:r>
+        <w:t xml:space="preserve">Основные команды mdadm:</w:t>
+      </w:r>
+    </w:p>
+    <w:p>
+      <w:pPr>
+        <w:pStyle w:val="Compact"/>
+        <w:numPr>
+          <w:ilvl w:val="0"/>
+          <w:numId w:val="1003"/>
+        </w:numPr>
+      </w:pPr>
       <w:r>
         <w:rPr>
           <w:rStyle w:val="VerbatimChar"/>
         </w:rPr>
-        <w:t xml:space="preserve">top</w:t>
+        <w:t xml:space="preserve">mdadm --create</w:t>
+      </w:r>
+      <w:r>
+        <w:t xml:space="preserve"> </w:t>
+      </w:r>
+      <w:r>
+        <w:t xml:space="preserve">— создание RAID-массива</w:t>
+      </w:r>
+    </w:p>
+    <w:p>
+      <w:pPr>
+        <w:pStyle w:val="Compact"/>
+        <w:numPr>
+          <w:ilvl w:val="0"/>
+          <w:numId w:val="1003"/>
+        </w:numPr>
+      </w:pPr>
+      <w:r>
+        <w:rPr>
+          <w:rStyle w:val="VerbatimChar"/>
+        </w:rPr>
+        <w:t xml:space="preserve">mdadm --detail</w:t>
       </w:r>
       <w:r>
         <w:t xml:space="preserve"> </w:t>
@@ -283,152 +455,186 @@
         <w:rPr>
           <w:rStyle w:val="VerbatimChar"/>
         </w:rPr>
-        <w:t xml:space="preserve">htop</w:t>
-      </w:r>
-      <w:r>
-        <w:t xml:space="preserve"> </w:t>
-      </w:r>
-      <w:r>
-        <w:t xml:space="preserve">— интерактивный мониторинг</w:t>
-      </w:r>
-      <w:r>
-        <w:t xml:space="preserve"> </w:t>
-      </w:r>
-      <w:r>
-        <w:t xml:space="preserve">-</w:t>
-      </w:r>
-      <w:r>
-        <w:t xml:space="preserve"> </w:t>
-      </w:r>
+        <w:t xml:space="preserve">mdadm -D</w:t>
+      </w:r>
+      <w:r>
+        <w:t xml:space="preserve"> </w:t>
+      </w:r>
+      <w:r>
+        <w:t xml:space="preserve">— детальная информация о массиве</w:t>
+      </w:r>
+    </w:p>
+    <w:p>
+      <w:pPr>
+        <w:pStyle w:val="Compact"/>
+        <w:numPr>
+          <w:ilvl w:val="0"/>
+          <w:numId w:val="1003"/>
+        </w:numPr>
+      </w:pPr>
       <w:r>
         <w:rPr>
           <w:rStyle w:val="VerbatimChar"/>
         </w:rPr>
-        <w:t xml:space="preserve">kill</w:t>
-      </w:r>
-      <w:r>
-        <w:t xml:space="preserve"> </w:t>
-      </w:r>
-      <w:r>
-        <w:t xml:space="preserve">— отправка сигналов процессам</w:t>
-      </w:r>
-      <w:r>
-        <w:t xml:space="preserve"> </w:t>
-      </w:r>
-      <w:r>
-        <w:t xml:space="preserve">-</w:t>
-      </w:r>
-      <w:r>
-        <w:t xml:space="preserve"> </w:t>
-      </w:r>
+        <w:t xml:space="preserve">mdadm --stop</w:t>
+      </w:r>
+      <w:r>
+        <w:t xml:space="preserve"> </w:t>
+      </w:r>
+      <w:r>
+        <w:t xml:space="preserve">— остановка массива</w:t>
+      </w:r>
+    </w:p>
+    <w:p>
+      <w:pPr>
+        <w:pStyle w:val="Compact"/>
+        <w:numPr>
+          <w:ilvl w:val="0"/>
+          <w:numId w:val="1003"/>
+        </w:numPr>
+      </w:pPr>
       <w:r>
         <w:rPr>
           <w:rStyle w:val="VerbatimChar"/>
         </w:rPr>
-        <w:t xml:space="preserve">nice</w:t>
-      </w:r>
-      <w:r>
-        <w:t xml:space="preserve"> </w:t>
-      </w:r>
-      <w:r>
-        <w:t xml:space="preserve">/</w:t>
-      </w:r>
-      <w:r>
-        <w:t xml:space="preserve"> </w:t>
-      </w:r>
+        <w:t xml:space="preserve">mdadm --assemble</w:t>
+      </w:r>
+      <w:r>
+        <w:t xml:space="preserve"> </w:t>
+      </w:r>
+      <w:r>
+        <w:t xml:space="preserve">— сборка существующего массива</w:t>
+      </w:r>
+    </w:p>
+    <w:p>
+      <w:pPr>
+        <w:pStyle w:val="Compact"/>
+        <w:numPr>
+          <w:ilvl w:val="0"/>
+          <w:numId w:val="1003"/>
+        </w:numPr>
+      </w:pPr>
       <w:r>
         <w:rPr>
           <w:rStyle w:val="VerbatimChar"/>
         </w:rPr>
-        <w:t xml:space="preserve">renice</w:t>
-      </w:r>
-      <w:r>
-        <w:t xml:space="preserve"> </w:t>
-      </w:r>
-      <w:r>
-        <w:t xml:space="preserve">— управление приоритетами</w:t>
-      </w:r>
-      <w:r>
-        <w:t xml:space="preserve"> </w:t>
-      </w:r>
-      <w:r>
-        <w:t xml:space="preserve">-</w:t>
-      </w:r>
-      <w:r>
-        <w:t xml:space="preserve"> </w:t>
-      </w:r>
+        <w:t xml:space="preserve">mdadm --manage</w:t>
+      </w:r>
+      <w:r>
+        <w:t xml:space="preserve"> </w:t>
+      </w:r>
+      <w:r>
+        <w:t xml:space="preserve">— управление массивом (добавление/удаление дисков)</w:t>
+      </w:r>
+    </w:p>
+    <w:p>
+      <w:pPr>
+        <w:pStyle w:val="Compact"/>
+        <w:numPr>
+          <w:ilvl w:val="0"/>
+          <w:numId w:val="1003"/>
+        </w:numPr>
+      </w:pPr>
       <w:r>
         <w:rPr>
           <w:rStyle w:val="VerbatimChar"/>
         </w:rPr>
-        <w:t xml:space="preserve">jobs</w:t>
-      </w:r>
-      <w:r>
-        <w:t xml:space="preserve">,</w:t>
-      </w:r>
-      <w:r>
-        <w:t xml:space="preserve"> </w:t>
-      </w:r>
+        <w:t xml:space="preserve">mdadm --monitor</w:t>
+      </w:r>
+      <w:r>
+        <w:t xml:space="preserve"> </w:t>
+      </w:r>
+      <w:r>
+        <w:t xml:space="preserve">— мониторинг массива</w:t>
+      </w:r>
+    </w:p>
+    <w:p>
+      <w:pPr>
+        <w:pStyle w:val="Compact"/>
+        <w:numPr>
+          <w:ilvl w:val="0"/>
+          <w:numId w:val="1003"/>
+        </w:numPr>
+      </w:pPr>
       <w:r>
         <w:rPr>
           <w:rStyle w:val="VerbatimChar"/>
         </w:rPr>
-        <w:t xml:space="preserve">fg</w:t>
-      </w:r>
-      <w:r>
-        <w:t xml:space="preserve">,</w:t>
-      </w:r>
-      <w:r>
-        <w:t xml:space="preserve"> </w:t>
-      </w:r>
+        <w:t xml:space="preserve">mdadm --examine</w:t>
+      </w:r>
+      <w:r>
+        <w:t xml:space="preserve"> </w:t>
+      </w:r>
+      <w:r>
+        <w:t xml:space="preserve">— просмотр суперблоков на дисках</w:t>
+      </w:r>
+    </w:p>
+    <w:p>
+      <w:pPr>
+        <w:pStyle w:val="Compact"/>
+        <w:numPr>
+          <w:ilvl w:val="0"/>
+          <w:numId w:val="1003"/>
+        </w:numPr>
+      </w:pPr>
       <w:r>
         <w:rPr>
           <w:rStyle w:val="VerbatimChar"/>
         </w:rPr>
-        <w:t xml:space="preserve">bg</w:t>
-      </w:r>
-      <w:r>
-        <w:t xml:space="preserve"> </w:t>
-      </w:r>
-      <w:r>
-        <w:t xml:space="preserve">— управление фоновыми задачами</w:t>
-      </w:r>
-      <w:r>
-        <w:t xml:space="preserve"> </w:t>
-      </w:r>
-      <w:r>
-        <w:t xml:space="preserve">-</w:t>
-      </w:r>
-      <w:r>
-        <w:t xml:space="preserve"> </w:t>
-      </w:r>
+        <w:t xml:space="preserve">mdadm --fail</w:t>
+      </w:r>
+      <w:r>
+        <w:t xml:space="preserve"> </w:t>
+      </w:r>
+      <w:r>
+        <w:t xml:space="preserve">— пометка диска как сбойного</w:t>
+      </w:r>
+    </w:p>
+    <w:p>
+      <w:pPr>
+        <w:pStyle w:val="Compact"/>
+        <w:numPr>
+          <w:ilvl w:val="0"/>
+          <w:numId w:val="1003"/>
+        </w:numPr>
+      </w:pPr>
       <w:r>
         <w:rPr>
           <w:rStyle w:val="VerbatimChar"/>
         </w:rPr>
-        <w:t xml:space="preserve">dd</w:t>
-      </w:r>
-      <w:r>
-        <w:t xml:space="preserve">,</w:t>
-      </w:r>
-      <w:r>
-        <w:t xml:space="preserve"> </w:t>
-      </w:r>
+        <w:t xml:space="preserve">mdadm --remove</w:t>
+      </w:r>
+      <w:r>
+        <w:t xml:space="preserve"> </w:t>
+      </w:r>
+      <w:r>
+        <w:t xml:space="preserve">— удаление диска из массива</w:t>
+      </w:r>
+    </w:p>
+    <w:p>
+      <w:pPr>
+        <w:pStyle w:val="Compact"/>
+        <w:numPr>
+          <w:ilvl w:val="0"/>
+          <w:numId w:val="1003"/>
+        </w:numPr>
+      </w:pPr>
       <w:r>
         <w:rPr>
           <w:rStyle w:val="VerbatimChar"/>
         </w:rPr>
-        <w:t xml:space="preserve">sleep</w:t>
-      </w:r>
-      <w:r>
-        <w:t xml:space="preserve"> </w:t>
-      </w:r>
-      <w:r>
-        <w:t xml:space="preserve">— создание тестовых нагрузок</w:t>
-      </w:r>
-    </w:p>
-    <w:bookmarkEnd w:id="21"/>
-    <w:bookmarkStart w:id="87" w:name="выполнение-лабораторной-работы"/>
+        <w:t xml:space="preserve">mdadm --add</w:t>
+      </w:r>
+      <w:r>
+        <w:t xml:space="preserve"> </w:t>
+      </w:r>
+      <w:r>
+        <w:t xml:space="preserve">— добавление диска в массив</w:t>
+      </w:r>
+    </w:p>
+    <w:bookmarkEnd w:id="23"/>
+    <w:bookmarkEnd w:id="24"/>
+    <w:bookmarkStart w:id="90" w:name="выполнение-лабораторной-работы"/>
     <w:p>
       <w:pPr>
         <w:pStyle w:val="Heading1"/>
@@ -437,34 +643,39 @@
         <w:t xml:space="preserve">Выполнение лабораторной работы</w:t>
       </w:r>
     </w:p>
-    <w:bookmarkStart w:id="22" w:name="часть-1-просмотр-и-мониторинг-процессов"/>
+    <w:bookmarkStart w:id="40" w:name="часть-1-просмотр-информации-о-raid"/>
     <w:p>
       <w:pPr>
         <w:pStyle w:val="Heading2"/>
       </w:pPr>
       <w:r>
-        <w:t xml:space="preserve">Часть 1: Просмотр и мониторинг процессов</w:t>
-      </w:r>
-    </w:p>
-    <w:bookmarkEnd w:id="22"/>
-    <w:bookmarkStart w:id="41" w:name="Xf002358bf884f0552f89785445d1e70718fb06b"/>
-    <w:p>
-      <w:pPr>
-        <w:pStyle w:val="Heading2"/>
-      </w:pPr>
-      <w:r>
-        <w:t xml:space="preserve">Часть 1: Просмотр и мониторинг процессов</w:t>
-      </w:r>
-    </w:p>
-    <w:p>
-      <w:pPr>
-        <w:numPr>
-          <w:ilvl w:val="0"/>
-          <w:numId w:val="1002"/>
-        </w:numPr>
-      </w:pPr>
-      <w:r>
-        <w:t xml:space="preserve">Просмотр всех запущенных процессов с помощью</w:t>
+        <w:t xml:space="preserve">Часть 1: Просмотр информации о RAID</w:t>
+      </w:r>
+    </w:p>
+    <w:p>
+      <w:pPr>
+        <w:numPr>
+          <w:ilvl w:val="0"/>
+          <w:numId w:val="1004"/>
+        </w:numPr>
+      </w:pPr>
+      <w:r>
+        <w:rPr>
+          <w:b/>
+          <w:bCs/>
+        </w:rPr>
+        <w:t xml:space="preserve">Просмотр существующих RAID-массивов</w:t>
+      </w:r>
+    </w:p>
+    <w:p>
+      <w:pPr>
+        <w:numPr>
+          <w:ilvl w:val="0"/>
+          <w:numId w:val="1000"/>
+        </w:numPr>
+      </w:pPr>
+      <w:r>
+        <w:t xml:space="preserve">Команда</w:t>
       </w:r>
       <w:r>
         <w:t xml:space="preserve"> </w:t>
@@ -473,7 +684,13 @@
         <w:rPr>
           <w:rStyle w:val="VerbatimChar"/>
         </w:rPr>
-        <w:t xml:space="preserve">ps aux</w:t>
+        <w:t xml:space="preserve">cat /proc/mdstat</w:t>
+      </w:r>
+      <w:r>
+        <w:t xml:space="preserve"> </w:t>
+      </w:r>
+      <w:r>
+        <w:t xml:space="preserve">показывает состояние всех RAID-массивов:</w:t>
       </w:r>
     </w:p>
     <w:p>
@@ -489,18 +706,18 @@
           <wp:inline>
             <wp:extent cx="5334000" cy="3735691"/>
             <wp:effectExtent b="0" l="0" r="0" t="0"/>
-            <wp:docPr descr="Вывод команды ps aux - список всех процессов" title="" id="24" name="Picture"/>
+            <wp:docPr descr="Просмотр RAID-массивов в /proc/mdstat" title="" id="26" name="Picture"/>
             <a:graphic>
               <a:graphicData uri="http://schemas.openxmlformats.org/drawingml/2006/picture">
                 <pic:pic>
                   <pic:nvPicPr>
-                    <pic:cNvPr descr="image/1.png" id="25" name="Picture"/>
+                    <pic:cNvPr descr="image/1.png" id="27" name="Picture"/>
                     <pic:cNvPicPr>
                       <a:picLocks noChangeArrowheads="1" noChangeAspect="1"/>
                     </pic:cNvPicPr>
                   </pic:nvPicPr>
                   <pic:blipFill>
-                    <a:blip r:embed="rId23"/>
+                    <a:blip r:embed="rId25"/>
                     <a:stretch>
                       <a:fillRect/>
                     </a:stretch>
@@ -536,18 +753,33 @@
         </w:numPr>
       </w:pPr>
       <w:r>
-        <w:t xml:space="preserve">Вывод команды ps aux - список всех процессов</w:t>
-      </w:r>
-    </w:p>
-    <w:p>
-      <w:pPr>
-        <w:numPr>
-          <w:ilvl w:val="0"/>
-          <w:numId w:val="1002"/>
-        </w:numPr>
-      </w:pPr>
-      <w:r>
-        <w:t xml:space="preserve">Использование</w:t>
+        <w:t xml:space="preserve">Просмотр RAID-массивов в /proc/mdstat</w:t>
+      </w:r>
+    </w:p>
+    <w:p>
+      <w:pPr>
+        <w:numPr>
+          <w:ilvl w:val="0"/>
+          <w:numId w:val="1004"/>
+        </w:numPr>
+      </w:pPr>
+      <w:r>
+        <w:rPr>
+          <w:b/>
+          <w:bCs/>
+        </w:rPr>
+        <w:t xml:space="preserve">Детальная информация о конкретном массиве</w:t>
+      </w:r>
+    </w:p>
+    <w:p>
+      <w:pPr>
+        <w:numPr>
+          <w:ilvl w:val="0"/>
+          <w:numId w:val="1000"/>
+        </w:numPr>
+      </w:pPr>
+      <w:r>
+        <w:t xml:space="preserve">Команда</w:t>
       </w:r>
       <w:r>
         <w:t xml:space="preserve"> </w:t>
@@ -556,13 +788,13 @@
         <w:rPr>
           <w:rStyle w:val="VerbatimChar"/>
         </w:rPr>
-        <w:t xml:space="preserve">ps -ef</w:t>
-      </w:r>
-      <w:r>
-        <w:t xml:space="preserve"> </w:t>
-      </w:r>
-      <w:r>
-        <w:t xml:space="preserve">для просмотра процессов в другом формате</w:t>
+        <w:t xml:space="preserve">mdadm --detail /dev/md0</w:t>
+      </w:r>
+      <w:r>
+        <w:t xml:space="preserve"> </w:t>
+      </w:r>
+      <w:r>
+        <w:t xml:space="preserve">показывает подробную информацию:</w:t>
       </w:r>
     </w:p>
     <w:p>
@@ -578,18 +810,18 @@
           <wp:inline>
             <wp:extent cx="5334000" cy="3234553"/>
             <wp:effectExtent b="0" l="0" r="0" t="0"/>
-            <wp:docPr descr="Вывод команды ps -ef с полной информацией" title="" id="27" name="Picture"/>
+            <wp:docPr descr="Детальная информация о RAID-массиве" title="" id="29" name="Picture"/>
             <a:graphic>
               <a:graphicData uri="http://schemas.openxmlformats.org/drawingml/2006/picture">
                 <pic:pic>
                   <pic:nvPicPr>
-                    <pic:cNvPr descr="image/2.png" id="28" name="Picture"/>
+                    <pic:cNvPr descr="image/2.png" id="30" name="Picture"/>
                     <pic:cNvPicPr>
                       <a:picLocks noChangeArrowheads="1" noChangeAspect="1"/>
                     </pic:cNvPicPr>
                   </pic:nvPicPr>
                   <pic:blipFill>
-                    <a:blip r:embed="rId26"/>
+                    <a:blip r:embed="rId28"/>
                     <a:stretch>
                       <a:fillRect/>
                     </a:stretch>
@@ -625,18 +857,33 @@
         </w:numPr>
       </w:pPr>
       <w:r>
-        <w:t xml:space="preserve">Вывод команды ps -ef с полной информацией</w:t>
-      </w:r>
-    </w:p>
-    <w:p>
-      <w:pPr>
-        <w:numPr>
-          <w:ilvl w:val="0"/>
-          <w:numId w:val="1002"/>
-        </w:numPr>
-      </w:pPr>
-      <w:r>
-        <w:t xml:space="preserve">Интерактивный мониторинг процессов с</w:t>
+        <w:t xml:space="preserve">Детальная информация о RAID-массиве</w:t>
+      </w:r>
+    </w:p>
+    <w:p>
+      <w:pPr>
+        <w:numPr>
+          <w:ilvl w:val="0"/>
+          <w:numId w:val="1004"/>
+        </w:numPr>
+      </w:pPr>
+      <w:r>
+        <w:rPr>
+          <w:b/>
+          <w:bCs/>
+        </w:rPr>
+        <w:t xml:space="preserve">Просмотр информации о дисках, участвующих в RAID</w:t>
+      </w:r>
+    </w:p>
+    <w:p>
+      <w:pPr>
+        <w:numPr>
+          <w:ilvl w:val="0"/>
+          <w:numId w:val="1000"/>
+        </w:numPr>
+      </w:pPr>
+      <w:r>
+        <w:t xml:space="preserve">Команда</w:t>
       </w:r>
       <w:r>
         <w:t xml:space="preserve"> </w:t>
@@ -645,7 +892,13 @@
         <w:rPr>
           <w:rStyle w:val="VerbatimChar"/>
         </w:rPr>
-        <w:t xml:space="preserve">top</w:t>
+        <w:t xml:space="preserve">mdadm --examine /dev/sdb /dev/sdc</w:t>
+      </w:r>
+      <w:r>
+        <w:t xml:space="preserve"> </w:t>
+      </w:r>
+      <w:r>
+        <w:t xml:space="preserve">для просмотра суперблоков:</w:t>
       </w:r>
     </w:p>
     <w:p>
@@ -661,18 +914,18 @@
           <wp:inline>
             <wp:extent cx="5295900" cy="241300"/>
             <wp:effectExtent b="0" l="0" r="0" t="0"/>
-            <wp:docPr descr="Интерактивный монитор процессов top" title="" id="30" name="Picture"/>
+            <wp:docPr descr="Просмотр суперблоков на дисках" title="" id="32" name="Picture"/>
             <a:graphic>
               <a:graphicData uri="http://schemas.openxmlformats.org/drawingml/2006/picture">
                 <pic:pic>
                   <pic:nvPicPr>
-                    <pic:cNvPr descr="image/3.png" id="31" name="Picture"/>
+                    <pic:cNvPr descr="image/3.png" id="33" name="Picture"/>
                     <pic:cNvPicPr>
                       <a:picLocks noChangeArrowheads="1" noChangeAspect="1"/>
                     </pic:cNvPicPr>
                   </pic:nvPicPr>
                   <pic:blipFill>
-                    <a:blip r:embed="rId29"/>
+                    <a:blip r:embed="rId31"/>
                     <a:stretch>
                       <a:fillRect/>
                     </a:stretch>
@@ -708,18 +961,33 @@
         </w:numPr>
       </w:pPr>
       <w:r>
-        <w:t xml:space="preserve">Интерактивный монитор процессов top</w:t>
-      </w:r>
-    </w:p>
-    <w:p>
-      <w:pPr>
-        <w:numPr>
-          <w:ilvl w:val="0"/>
-          <w:numId w:val="1002"/>
-        </w:numPr>
-      </w:pPr>
-      <w:r>
-        <w:t xml:space="preserve">Просмотр дерева процессов с</w:t>
+        <w:t xml:space="preserve">Просмотр суперблоков на дисках</w:t>
+      </w:r>
+    </w:p>
+    <w:p>
+      <w:pPr>
+        <w:numPr>
+          <w:ilvl w:val="0"/>
+          <w:numId w:val="1004"/>
+        </w:numPr>
+      </w:pPr>
+      <w:r>
+        <w:rPr>
+          <w:b/>
+          <w:bCs/>
+        </w:rPr>
+        <w:t xml:space="preserve">Просмотр компонентов RAID-массива</w:t>
+      </w:r>
+    </w:p>
+    <w:p>
+      <w:pPr>
+        <w:numPr>
+          <w:ilvl w:val="0"/>
+          <w:numId w:val="1000"/>
+        </w:numPr>
+      </w:pPr>
+      <w:r>
+        <w:t xml:space="preserve">Команда</w:t>
       </w:r>
       <w:r>
         <w:t xml:space="preserve"> </w:t>
@@ -728,7 +996,13 @@
         <w:rPr>
           <w:rStyle w:val="VerbatimChar"/>
         </w:rPr>
-        <w:t xml:space="preserve">pstree</w:t>
+        <w:t xml:space="preserve">mdadm --detail --scan</w:t>
+      </w:r>
+      <w:r>
+        <w:t xml:space="preserve"> </w:t>
+      </w:r>
+      <w:r>
+        <w:t xml:space="preserve">показывает конфигурацию массивов:</w:t>
       </w:r>
     </w:p>
     <w:p>
@@ -744,18 +1018,18 @@
           <wp:inline>
             <wp:extent cx="5334000" cy="3461516"/>
             <wp:effectExtent b="0" l="0" r="0" t="0"/>
-            <wp:docPr descr="Древовидная структура процессов pstree" title="" id="33" name="Picture"/>
+            <wp:docPr descr="Сканирование конфигурации RAID" title="" id="35" name="Picture"/>
             <a:graphic>
               <a:graphicData uri="http://schemas.openxmlformats.org/drawingml/2006/picture">
                 <pic:pic>
                   <pic:nvPicPr>
-                    <pic:cNvPr descr="image/4.png" id="34" name="Picture"/>
+                    <pic:cNvPr descr="image/4.png" id="36" name="Picture"/>
                     <pic:cNvPicPr>
                       <a:picLocks noChangeArrowheads="1" noChangeAspect="1"/>
                     </pic:cNvPicPr>
                   </pic:nvPicPr>
                   <pic:blipFill>
-                    <a:blip r:embed="rId32"/>
+                    <a:blip r:embed="rId34"/>
                     <a:stretch>
                       <a:fillRect/>
                     </a:stretch>
@@ -791,18 +1065,33 @@
         </w:numPr>
       </w:pPr>
       <w:r>
-        <w:t xml:space="preserve">Древовидная структура процессов pstree</w:t>
-      </w:r>
-    </w:p>
-    <w:p>
-      <w:pPr>
-        <w:numPr>
-          <w:ilvl w:val="0"/>
-          <w:numId w:val="1002"/>
-        </w:numPr>
-      </w:pPr>
-      <w:r>
-        <w:t xml:space="preserve">Поиск конкретного процесса по имени с</w:t>
+        <w:t xml:space="preserve">Сканирование конфигурации RAID</w:t>
+      </w:r>
+    </w:p>
+    <w:p>
+      <w:pPr>
+        <w:numPr>
+          <w:ilvl w:val="0"/>
+          <w:numId w:val="1004"/>
+        </w:numPr>
+      </w:pPr>
+      <w:r>
+        <w:rPr>
+          <w:b/>
+          <w:bCs/>
+        </w:rPr>
+        <w:t xml:space="preserve">Просмотр информации о дисках</w:t>
+      </w:r>
+    </w:p>
+    <w:p>
+      <w:pPr>
+        <w:numPr>
+          <w:ilvl w:val="0"/>
+          <w:numId w:val="1000"/>
+        </w:numPr>
+      </w:pPr>
+      <w:r>
+        <w:t xml:space="preserve">Команда</w:t>
       </w:r>
       <w:r>
         <w:t xml:space="preserve"> </w:t>
@@ -811,7 +1100,13 @@
         <w:rPr>
           <w:rStyle w:val="VerbatimChar"/>
         </w:rPr>
-        <w:t xml:space="preserve">pgrep</w:t>
+        <w:t xml:space="preserve">lsblk</w:t>
+      </w:r>
+      <w:r>
+        <w:t xml:space="preserve"> </w:t>
+      </w:r>
+      <w:r>
+        <w:t xml:space="preserve">показывает все блочные устройства:</w:t>
       </w:r>
     </w:p>
     <w:p>
@@ -827,18 +1122,18 @@
           <wp:inline>
             <wp:extent cx="5334000" cy="3439026"/>
             <wp:effectExtent b="0" l="0" r="0" t="0"/>
-            <wp:docPr descr="Поиск PID процесса с помощью pgrep" title="" id="36" name="Picture"/>
+            <wp:docPr descr="Просмотр дисков с lsblk" title="" id="38" name="Picture"/>
             <a:graphic>
               <a:graphicData uri="http://schemas.openxmlformats.org/drawingml/2006/picture">
                 <pic:pic>
                   <pic:nvPicPr>
-                    <pic:cNvPr descr="image/5.png" id="37" name="Picture"/>
+                    <pic:cNvPr descr="image/5.png" id="39" name="Picture"/>
                     <pic:cNvPicPr>
                       <a:picLocks noChangeArrowheads="1" noChangeAspect="1"/>
                     </pic:cNvPicPr>
                   </pic:nvPicPr>
                   <pic:blipFill>
-                    <a:blip r:embed="rId35"/>
+                    <a:blip r:embed="rId37"/>
                     <a:stretch>
                       <a:fillRect/>
                     </a:stretch>
@@ -874,18 +1169,43 @@
         </w:numPr>
       </w:pPr>
       <w:r>
-        <w:t xml:space="preserve">Поиск PID процесса с помощью pgrep</w:t>
-      </w:r>
-    </w:p>
-    <w:p>
-      <w:pPr>
-        <w:numPr>
-          <w:ilvl w:val="0"/>
-          <w:numId w:val="1002"/>
-        </w:numPr>
-      </w:pPr>
-      <w:r>
-        <w:t xml:space="preserve">Просмотр открытых файлов процесса с</w:t>
+        <w:t xml:space="preserve">Просмотр дисков с lsblk</w:t>
+      </w:r>
+    </w:p>
+    <w:bookmarkEnd w:id="40"/>
+    <w:bookmarkStart w:id="59" w:name="часть-2-создание-raid-массивов"/>
+    <w:p>
+      <w:pPr>
+        <w:pStyle w:val="Heading2"/>
+      </w:pPr>
+      <w:r>
+        <w:t xml:space="preserve">Часть 2: Создание RAID-массивов</w:t>
+      </w:r>
+    </w:p>
+    <w:p>
+      <w:pPr>
+        <w:numPr>
+          <w:ilvl w:val="0"/>
+          <w:numId w:val="1005"/>
+        </w:numPr>
+      </w:pPr>
+      <w:r>
+        <w:rPr>
+          <w:b/>
+          <w:bCs/>
+        </w:rPr>
+        <w:t xml:space="preserve">Создание RAID 0 (striping)</w:t>
+      </w:r>
+    </w:p>
+    <w:p>
+      <w:pPr>
+        <w:numPr>
+          <w:ilvl w:val="0"/>
+          <w:numId w:val="1000"/>
+        </w:numPr>
+      </w:pPr>
+      <w:r>
+        <w:t xml:space="preserve">Команда</w:t>
       </w:r>
       <w:r>
         <w:t xml:space="preserve"> </w:t>
@@ -894,7 +1214,10 @@
         <w:rPr>
           <w:rStyle w:val="VerbatimChar"/>
         </w:rPr>
-        <w:t xml:space="preserve">lsof</w:t>
+        <w:t xml:space="preserve">mdadm --create /dev/md0 --level=0 --raid-devices=2 /dev/sdb /dev/sdc</w:t>
+      </w:r>
+      <w:r>
+        <w:t xml:space="preserve">:</w:t>
       </w:r>
     </w:p>
     <w:p>
@@ -910,18 +1233,18 @@
           <wp:inline>
             <wp:extent cx="5334000" cy="3706378"/>
             <wp:effectExtent b="0" l="0" r="0" t="0"/>
-            <wp:docPr descr="Список открытых файлов процесса lsof" title="" id="39" name="Picture"/>
+            <wp:docPr descr="Создание RAID 0" title="" id="42" name="Picture"/>
             <a:graphic>
               <a:graphicData uri="http://schemas.openxmlformats.org/drawingml/2006/picture">
                 <pic:pic>
                   <pic:nvPicPr>
-                    <pic:cNvPr descr="image/6.png" id="40" name="Picture"/>
+                    <pic:cNvPr descr="image/6.png" id="43" name="Picture"/>
                     <pic:cNvPicPr>
                       <a:picLocks noChangeArrowheads="1" noChangeAspect="1"/>
                     </pic:cNvPicPr>
                   </pic:nvPicPr>
                   <pic:blipFill>
-                    <a:blip r:embed="rId38"/>
+                    <a:blip r:embed="rId41"/>
                     <a:stretch>
                       <a:fillRect/>
                     </a:stretch>
@@ -957,28 +1280,33 @@
         </w:numPr>
       </w:pPr>
       <w:r>
-        <w:t xml:space="preserve">Список открытых файлов процесса lsof</w:t>
-      </w:r>
-    </w:p>
-    <w:bookmarkEnd w:id="41"/>
-    <w:bookmarkStart w:id="60" w:name="часть-2-создание-и-управление-процессами"/>
-    <w:p>
-      <w:pPr>
-        <w:pStyle w:val="Heading2"/>
-      </w:pPr>
-      <w:r>
-        <w:t xml:space="preserve">Часть 2: Создание и управление процессами</w:t>
-      </w:r>
-    </w:p>
-    <w:p>
-      <w:pPr>
-        <w:numPr>
-          <w:ilvl w:val="0"/>
-          <w:numId w:val="1003"/>
-        </w:numPr>
-      </w:pPr>
-      <w:r>
-        <w:t xml:space="preserve">Создание процесса в фоне с помощью</w:t>
+        <w:t xml:space="preserve">Создание RAID 0</w:t>
+      </w:r>
+    </w:p>
+    <w:p>
+      <w:pPr>
+        <w:numPr>
+          <w:ilvl w:val="0"/>
+          <w:numId w:val="1005"/>
+        </w:numPr>
+      </w:pPr>
+      <w:r>
+        <w:rPr>
+          <w:b/>
+          <w:bCs/>
+        </w:rPr>
+        <w:t xml:space="preserve">Создание RAID 1 (mirroring)</w:t>
+      </w:r>
+    </w:p>
+    <w:p>
+      <w:pPr>
+        <w:numPr>
+          <w:ilvl w:val="0"/>
+          <w:numId w:val="1000"/>
+        </w:numPr>
+      </w:pPr>
+      <w:r>
+        <w:t xml:space="preserve">Команда</w:t>
       </w:r>
       <w:r>
         <w:t xml:space="preserve"> </w:t>
@@ -987,7 +1315,10 @@
         <w:rPr>
           <w:rStyle w:val="VerbatimChar"/>
         </w:rPr>
-        <w:t xml:space="preserve">&amp;</w:t>
+        <w:t xml:space="preserve">mdadm --create /dev/md1 --level=1 --raid-devices=2 /dev/sdd /dev/sde</w:t>
+      </w:r>
+      <w:r>
+        <w:t xml:space="preserve">:</w:t>
       </w:r>
     </w:p>
     <w:p>
@@ -1003,18 +1334,18 @@
           <wp:inline>
             <wp:extent cx="3276600" cy="228600"/>
             <wp:effectExtent b="0" l="0" r="0" t="0"/>
-            <wp:docPr descr="Запуск процесса в фоне с символом &amp;" title="" id="43" name="Picture"/>
+            <wp:docPr descr="Создание RAID 1" title="" id="45" name="Picture"/>
             <a:graphic>
               <a:graphicData uri="http://schemas.openxmlformats.org/drawingml/2006/picture">
                 <pic:pic>
                   <pic:nvPicPr>
-                    <pic:cNvPr descr="image/7.png" id="44" name="Picture"/>
+                    <pic:cNvPr descr="image/7.png" id="46" name="Picture"/>
                     <pic:cNvPicPr>
                       <a:picLocks noChangeArrowheads="1" noChangeAspect="1"/>
                     </pic:cNvPicPr>
                   </pic:nvPicPr>
                   <pic:blipFill>
-                    <a:blip r:embed="rId42"/>
+                    <a:blip r:embed="rId44"/>
                     <a:stretch>
                       <a:fillRect/>
                     </a:stretch>
@@ -1050,30 +1381,72 @@
         </w:numPr>
       </w:pPr>
       <w:r>
-        <w:t xml:space="preserve">Запуск процесса в фоне с символом &amp;</w:t>
+        <w:t xml:space="preserve">Создание RAID 1</w:t>
+      </w:r>
+    </w:p>
+    <w:p>
+      <w:pPr>
+        <w:numPr>
+          <w:ilvl w:val="0"/>
+          <w:numId w:val="1005"/>
+        </w:numPr>
+      </w:pPr>
+      <w:r>
+        <w:rPr>
+          <w:b/>
+          <w:bCs/>
+        </w:rPr>
+        <w:t xml:space="preserve">Создание RAID 5</w:t>
+      </w:r>
+    </w:p>
+    <w:p>
+      <w:pPr>
+        <w:numPr>
+          <w:ilvl w:val="0"/>
+          <w:numId w:val="1000"/>
+        </w:numPr>
+      </w:pPr>
+      <w:r>
+        <w:t xml:space="preserve">Команда</w:t>
+      </w:r>
+      <w:r>
+        <w:t xml:space="preserve"> </w:t>
+      </w:r>
+      <w:r>
+        <w:rPr>
+          <w:rStyle w:val="VerbatimChar"/>
+        </w:rPr>
+        <w:t xml:space="preserve">mdadm --create /dev/md5 --level=5 --raid-devices=3 /dev/sdf /dev/sdg /dev/sdh</w:t>
+      </w:r>
+      <w:r>
+        <w:t xml:space="preserve">:</w:t>
       </w:r>
     </w:p>
     <w:p>
       <w:pPr>
         <w:pStyle w:val="CaptionedFigure"/>
+        <w:numPr>
+          <w:ilvl w:val="0"/>
+          <w:numId w:val="1000"/>
+        </w:numPr>
       </w:pPr>
       <w:r>
         <w:drawing>
           <wp:inline>
             <wp:extent cx="5334000" cy="2918819"/>
             <wp:effectExtent b="0" l="0" r="0" t="0"/>
-            <wp:docPr descr="Запуск dd в фоне для генерации нагрузки на CPU" title="" id="46" name="Picture"/>
+            <wp:docPr descr="Создание RAID 5" title="" id="48" name="Picture"/>
             <a:graphic>
               <a:graphicData uri="http://schemas.openxmlformats.org/drawingml/2006/picture">
                 <pic:pic>
                   <pic:nvPicPr>
-                    <pic:cNvPr descr="image/8.png" id="47" name="Picture"/>
+                    <pic:cNvPr descr="image/8.png" id="49" name="Picture"/>
                     <pic:cNvPicPr>
                       <a:picLocks noChangeArrowheads="1" noChangeAspect="1"/>
                     </pic:cNvPicPr>
                   </pic:nvPicPr>
                   <pic:blipFill>
-                    <a:blip r:embed="rId45"/>
+                    <a:blip r:embed="rId47"/>
                     <a:stretch>
                       <a:fillRect/>
                     </a:stretch>
@@ -1103,17 +1476,20 @@
     <w:p>
       <w:pPr>
         <w:pStyle w:val="ImageCaption"/>
-      </w:pPr>
-      <w:r>
-        <w:t xml:space="preserve">Запуск dd в фоне для генерации нагрузки на CPU</w:t>
-      </w:r>
-    </w:p>
-    <w:p>
-      <w:pPr>
-        <w:pStyle w:val="Compact"/>
-        <w:numPr>
-          <w:ilvl w:val="0"/>
-          <w:numId w:val="1004"/>
+        <w:numPr>
+          <w:ilvl w:val="0"/>
+          <w:numId w:val="1000"/>
+        </w:numPr>
+      </w:pPr>
+      <w:r>
+        <w:t xml:space="preserve">Создание RAID 5</w:t>
+      </w:r>
+    </w:p>
+    <w:p>
+      <w:pPr>
+        <w:numPr>
+          <w:ilvl w:val="0"/>
+          <w:numId w:val="1005"/>
         </w:numPr>
       </w:pPr>
       <w:r>
@@ -1121,82 +1497,57 @@
           <w:b/>
           <w:bCs/>
         </w:rPr>
-        <w:t xml:space="preserve">Использование</w:t>
-      </w:r>
-      <w:r>
-        <w:rPr>
-          <w:b/>
-          <w:bCs/>
-        </w:rPr>
+        <w:t xml:space="preserve">Создание RAID 10</w:t>
+      </w:r>
+    </w:p>
+    <w:p>
+      <w:pPr>
+        <w:numPr>
+          <w:ilvl w:val="0"/>
+          <w:numId w:val="1000"/>
+        </w:numPr>
+      </w:pPr>
+      <w:r>
+        <w:t xml:space="preserve">Команда</w:t>
+      </w:r>
+      <w:r>
         <w:t xml:space="preserve"> </w:t>
       </w:r>
       <w:r>
         <w:rPr>
           <w:rStyle w:val="VerbatimChar"/>
-          <w:b/>
-          <w:bCs/>
-        </w:rPr>
-        <w:t xml:space="preserve">sleep</w:t>
-      </w:r>
-      <w:r>
-        <w:rPr>
-          <w:b/>
-          <w:bCs/>
-        </w:rPr>
-        <w:t xml:space="preserve"> </w:t>
-      </w:r>
-      <w:r>
-        <w:rPr>
-          <w:b/>
-          <w:bCs/>
-        </w:rPr>
-        <w:t xml:space="preserve">для создания длительного процесса</w:t>
-      </w:r>
-    </w:p>
-    <w:p>
-      <w:pPr>
-        <w:pStyle w:val="FirstParagraph"/>
-      </w:pPr>
-      <w:r>
-        <w:t xml:space="preserve">Команда</w:t>
-      </w:r>
-      <w:r>
-        <w:t xml:space="preserve"> </w:t>
-      </w:r>
-      <w:r>
-        <w:rPr>
-          <w:rStyle w:val="VerbatimChar"/>
-        </w:rPr>
-        <w:t xml:space="preserve">sleep</w:t>
-      </w:r>
-      <w:r>
-        <w:t xml:space="preserve"> </w:t>
-      </w:r>
-      <w:r>
-        <w:t xml:space="preserve">создает процесс, который ничего не делает указанное время:</w:t>
+        </w:rPr>
+        <w:t xml:space="preserve">mdadm --create /dev/md10 --level=10 --raid-devices=4 /dev/sdi /dev/sdj /dev/sdk /dev/sdl</w:t>
+      </w:r>
+      <w:r>
+        <w:t xml:space="preserve">:</w:t>
       </w:r>
     </w:p>
     <w:p>
       <w:pPr>
         <w:pStyle w:val="CaptionedFigure"/>
+        <w:numPr>
+          <w:ilvl w:val="0"/>
+          <w:numId w:val="1000"/>
+        </w:numPr>
       </w:pPr>
       <w:r>
         <w:drawing>
           <wp:inline>
             <wp:extent cx="5334000" cy="4920589"/>
             <wp:effectExtent b="0" l="0" r="0" t="0"/>
-            <wp:docPr descr="Запуск sleep 7200 в фоне - процесс будет жить 2 часа" title="" id="49" name="Picture"/>
+            <wp:docPr descr="Создание RAID 10" title="" id="51" name="Picture"/>
             <a:graphic>
               <a:graphicData uri="http://schemas.openxmlformats.org/drawingml/2006/picture">
                 <pic:pic>
                   <pic:nvPicPr>
-                    <pic:cNvPr descr="image/9.png" id="50" name="Picture"/>
+                    <pic:cNvPr descr="image/9.png" id="52" name="Picture"/>
                     <pic:cNvPicPr>
                       <a:picLocks noChangeArrowheads="1" noChangeAspect="1"/>
                     </pic:cNvPicPr>
                   </pic:nvPicPr>
                   <pic:blipFill>
-                    <a:blip r:embed="rId48"/>
+                    <a:blip r:embed="rId50"/>
                     <a:stretch>
                       <a:fillRect/>
                     </a:stretch>
@@ -1226,14 +1577,17 @@
     <w:p>
       <w:pPr>
         <w:pStyle w:val="ImageCaption"/>
-      </w:pPr>
-      <w:r>
-        <w:t xml:space="preserve">Запуск sleep 7200 в фоне - процесс будет жить 2 часа</w:t>
-      </w:r>
-    </w:p>
-    <w:p>
-      <w:pPr>
-        <w:pStyle w:val="Compact"/>
+        <w:numPr>
+          <w:ilvl w:val="0"/>
+          <w:numId w:val="1000"/>
+        </w:numPr>
+      </w:pPr>
+      <w:r>
+        <w:t xml:space="preserve">Создание RAID 10</w:t>
+      </w:r>
+    </w:p>
+    <w:p>
+      <w:pPr>
         <w:numPr>
           <w:ilvl w:val="0"/>
           <w:numId w:val="1005"/>
@@ -1244,68 +1598,57 @@
           <w:b/>
           <w:bCs/>
         </w:rPr>
-        <w:t xml:space="preserve">Просмотр фоновых задач с помощью</w:t>
-      </w:r>
-      <w:r>
-        <w:rPr>
-          <w:b/>
-          <w:bCs/>
-        </w:rPr>
+        <w:t xml:space="preserve">Создание RAID с указанием размера чанка (chunk)</w:t>
+      </w:r>
+    </w:p>
+    <w:p>
+      <w:pPr>
+        <w:numPr>
+          <w:ilvl w:val="0"/>
+          <w:numId w:val="1000"/>
+        </w:numPr>
+      </w:pPr>
+      <w:r>
+        <w:t xml:space="preserve">Команда</w:t>
+      </w:r>
+      <w:r>
         <w:t xml:space="preserve"> </w:t>
       </w:r>
       <w:r>
         <w:rPr>
           <w:rStyle w:val="VerbatimChar"/>
-          <w:b/>
-          <w:bCs/>
-        </w:rPr>
-        <w:t xml:space="preserve">jobs</w:t>
-      </w:r>
-    </w:p>
-    <w:p>
-      <w:pPr>
-        <w:pStyle w:val="FirstParagraph"/>
-      </w:pPr>
-      <w:r>
-        <w:t xml:space="preserve">Команда</w:t>
-      </w:r>
-      <w:r>
-        <w:t xml:space="preserve"> </w:t>
-      </w:r>
-      <w:r>
-        <w:rPr>
-          <w:rStyle w:val="VerbatimChar"/>
-        </w:rPr>
-        <w:t xml:space="preserve">jobs</w:t>
-      </w:r>
-      <w:r>
-        <w:t xml:space="preserve"> </w:t>
-      </w:r>
-      <w:r>
-        <w:t xml:space="preserve">показывает все задачи, запущенные в текущем сеансе:</w:t>
+        </w:rPr>
+        <w:t xml:space="preserve">mdadm --create /dev/md0 --level=0 --chunk=64 --raid-devices=2 /dev/sdb /dev/sdc</w:t>
+      </w:r>
+      <w:r>
+        <w:t xml:space="preserve">:</w:t>
       </w:r>
     </w:p>
     <w:p>
       <w:pPr>
         <w:pStyle w:val="CaptionedFigure"/>
+        <w:numPr>
+          <w:ilvl w:val="0"/>
+          <w:numId w:val="1000"/>
+        </w:numPr>
       </w:pPr>
       <w:r>
         <w:drawing>
           <wp:inline>
             <wp:extent cx="5334000" cy="3748689"/>
             <wp:effectExtent b="0" l="0" r="0" t="0"/>
-            <wp:docPr descr="Список фоновых задач через jobs с PID" title="" id="52" name="Picture"/>
+            <wp:docPr descr="Создание RAID с размером чанка" title="" id="54" name="Picture"/>
             <a:graphic>
               <a:graphicData uri="http://schemas.openxmlformats.org/drawingml/2006/picture">
                 <pic:pic>
                   <pic:nvPicPr>
-                    <pic:cNvPr descr="image/10.png" id="53" name="Picture"/>
+                    <pic:cNvPr descr="image/10.png" id="55" name="Picture"/>
                     <pic:cNvPicPr>
                       <a:picLocks noChangeArrowheads="1" noChangeAspect="1"/>
                     </pic:cNvPicPr>
                   </pic:nvPicPr>
                   <pic:blipFill>
-                    <a:blip r:embed="rId51"/>
+                    <a:blip r:embed="rId53"/>
                     <a:stretch>
                       <a:fillRect/>
                     </a:stretch>
@@ -1335,17 +1678,20 @@
     <w:p>
       <w:pPr>
         <w:pStyle w:val="ImageCaption"/>
-      </w:pPr>
-      <w:r>
-        <w:t xml:space="preserve">Список фоновых задач через jobs с PID</w:t>
-      </w:r>
-    </w:p>
-    <w:p>
-      <w:pPr>
-        <w:pStyle w:val="Compact"/>
-        <w:numPr>
-          <w:ilvl w:val="0"/>
-          <w:numId w:val="1006"/>
+        <w:numPr>
+          <w:ilvl w:val="0"/>
+          <w:numId w:val="1000"/>
+        </w:numPr>
+      </w:pPr>
+      <w:r>
+        <w:t xml:space="preserve">Создание RAID с размером чанка</w:t>
+      </w:r>
+    </w:p>
+    <w:p>
+      <w:pPr>
+        <w:numPr>
+          <w:ilvl w:val="0"/>
+          <w:numId w:val="1005"/>
         </w:numPr>
       </w:pPr>
       <w:r>
@@ -1353,68 +1699,60 @@
           <w:b/>
           <w:bCs/>
         </w:rPr>
-        <w:t xml:space="preserve">Перевод задачи из фона в передний план с</w:t>
-      </w:r>
-      <w:r>
-        <w:rPr>
-          <w:b/>
-          <w:bCs/>
-        </w:rPr>
+        <w:t xml:space="preserve">Проверка созданного массива</w:t>
+      </w:r>
+    </w:p>
+    <w:p>
+      <w:pPr>
+        <w:numPr>
+          <w:ilvl w:val="0"/>
+          <w:numId w:val="1000"/>
+        </w:numPr>
+      </w:pPr>
+      <w:r>
+        <w:t xml:space="preserve">Команда</w:t>
+      </w:r>
+      <w:r>
         <w:t xml:space="preserve"> </w:t>
       </w:r>
       <w:r>
         <w:rPr>
           <w:rStyle w:val="VerbatimChar"/>
-          <w:b/>
-          <w:bCs/>
-        </w:rPr>
-        <w:t xml:space="preserve">fg</w:t>
-      </w:r>
-    </w:p>
-    <w:p>
-      <w:pPr>
-        <w:pStyle w:val="FirstParagraph"/>
-      </w:pPr>
-      <w:r>
-        <w:t xml:space="preserve">Команда</w:t>
-      </w:r>
-      <w:r>
-        <w:t xml:space="preserve"> </w:t>
-      </w:r>
-      <w:r>
-        <w:rPr>
-          <w:rStyle w:val="VerbatimChar"/>
-        </w:rPr>
-        <w:t xml:space="preserve">fg</w:t>
-      </w:r>
-      <w:r>
-        <w:t xml:space="preserve"> </w:t>
-      </w:r>
-      <w:r>
-        <w:t xml:space="preserve">возвращает фоновую задачу на передний план:</w:t>
+        </w:rPr>
+        <w:t xml:space="preserve">cat /proc/mdstat</w:t>
+      </w:r>
+      <w:r>
+        <w:t xml:space="preserve"> </w:t>
+      </w:r>
+      <w:r>
+        <w:t xml:space="preserve">для проверки состояния:</w:t>
       </w:r>
     </w:p>
     <w:p>
       <w:pPr>
         <w:pStyle w:val="CaptionedFigure"/>
+        <w:numPr>
+          <w:ilvl w:val="0"/>
+          <w:numId w:val="1000"/>
+        </w:numPr>
       </w:pPr>
       <w:r>
         <w:drawing>
           <wp:inline>
             <wp:extent cx="5334000" cy="4271868"/>
             <wp:effectExtent b="0" l="0" r="0" t="0"/>
-            <wp:docPr descr="Возврат задачи на передний план с помощью fg" title="" id="55" name="Picture"/>
+            <wp:docPr descr="Проверка состояния RAID после создания" title="" id="57" name="Picture"/>
             <a:graphic>
               <a:graphicData uri="http://schemas.openxmlformats.org/drawingml/2006/picture">
                 <pic:pic>
                   <pic:nvPicPr>
-                    <pic:cNvPr descr="image/11.png" id="56" name="Picture"/>
+                    <pic:cNvPr descr="image/11.png" id="58" name="Picture"/>
                     <pic:cNvPicPr>
                       <a:picLocks noChangeArrowheads="1" noChangeAspect="1"/>
                     </pic:cNvPicPr>
                   </pic:nvPicPr>
                   <pic:blipFill>
-                    <a:blip r:embed="rId54"/>
+                    <a:blip r:embed="rId56"/>
                     <a:stretch>
                       <a:fillRect/>
                     </a:stretch>
@@ -1444,17 +1782,30 @@
     <w:p>
       <w:pPr>
         <w:pStyle w:val="ImageCaption"/>
-      </w:pPr>
-      <w:r>
-        <w:t xml:space="preserve">Возврат задачи на передний план с помощью fg</w:t>
-      </w:r>
-    </w:p>
-    <w:p>
-      <w:pPr>
-        <w:pStyle w:val="Compact"/>
-        <w:numPr>
-          <w:ilvl w:val="0"/>
-          <w:numId w:val="1007"/>
+        <w:numPr>
+          <w:ilvl w:val="0"/>
+          <w:numId w:val="1000"/>
+        </w:numPr>
+      </w:pPr>
+      <w:r>
+        <w:t xml:space="preserve">Проверка состояния RAID после создания</w:t>
+      </w:r>
+    </w:p>
+    <w:bookmarkEnd w:id="59"/>
+    <w:bookmarkStart w:id="69" w:name="X3baf5d90b4a505ba982979145d7d26385990e67"/>
+    <w:p>
+      <w:pPr>
+        <w:pStyle w:val="Heading2"/>
+      </w:pPr>
+      <w:r>
+        <w:t xml:space="preserve">Часть 3: Форматирование и монтирование RAID</w:t>
+      </w:r>
+    </w:p>
+    <w:p>
+      <w:pPr>
+        <w:numPr>
+          <w:ilvl w:val="0"/>
+          <w:numId w:val="1006"/>
         </w:numPr>
       </w:pPr>
       <w:r>
@@ -1462,68 +1813,60 @@
           <w:b/>
           <w:bCs/>
         </w:rPr>
-        <w:t xml:space="preserve">Перевод задачи в фоновый режим с</w:t>
-      </w:r>
-      <w:r>
-        <w:rPr>
-          <w:b/>
-          <w:bCs/>
-        </w:rPr>
+        <w:t xml:space="preserve">Создание файловой системы на RAID</w:t>
+      </w:r>
+    </w:p>
+    <w:p>
+      <w:pPr>
+        <w:numPr>
+          <w:ilvl w:val="0"/>
+          <w:numId w:val="1000"/>
+        </w:numPr>
+      </w:pPr>
+      <w:r>
+        <w:t xml:space="preserve">Команда</w:t>
+      </w:r>
+      <w:r>
         <w:t xml:space="preserve"> </w:t>
       </w:r>
       <w:r>
         <w:rPr>
           <w:rStyle w:val="VerbatimChar"/>
-          <w:b/>
-          <w:bCs/>
-        </w:rPr>
-        <w:t xml:space="preserve">bg</w:t>
-      </w:r>
-    </w:p>
-    <w:p>
-      <w:pPr>
-        <w:pStyle w:val="FirstParagraph"/>
-      </w:pPr>
-      <w:r>
-        <w:t xml:space="preserve">Команда</w:t>
-      </w:r>
-      <w:r>
-        <w:t xml:space="preserve"> </w:t>
-      </w:r>
-      <w:r>
-        <w:rPr>
-          <w:rStyle w:val="VerbatimChar"/>
-        </w:rPr>
-        <w:t xml:space="preserve">bg</w:t>
-      </w:r>
-      <w:r>
-        <w:t xml:space="preserve"> </w:t>
-      </w:r>
-      <w:r>
-        <w:t xml:space="preserve">отправляет приостановленную задачу в фон:</w:t>
+        </w:rPr>
+        <w:t xml:space="preserve">mkfs.ext4 /dev/md0</w:t>
+      </w:r>
+      <w:r>
+        <w:t xml:space="preserve"> </w:t>
+      </w:r>
+      <w:r>
+        <w:t xml:space="preserve">для создания ФС на массиве:</w:t>
       </w:r>
     </w:p>
     <w:p>
       <w:pPr>
         <w:pStyle w:val="CaptionedFigure"/>
+        <w:numPr>
+          <w:ilvl w:val="0"/>
+          <w:numId w:val="1000"/>
+        </w:numPr>
       </w:pPr>
       <w:r>
         <w:drawing>
           <wp:inline>
             <wp:extent cx="4356100" cy="1676400"/>
             <wp:effectExtent b="0" l="0" r="0" t="0"/>
-            <wp:docPr descr="Отправка задачи в фон через bg" title="" id="58" name="Picture"/>
+            <wp:docPr descr="Форматирование RAID-массива" title="" id="61" name="Picture"/>
             <a:graphic>
               <a:graphicData uri="http://schemas.openxmlformats.org/drawingml/2006/picture">
                 <pic:pic>
                   <pic:nvPicPr>
-                    <pic:cNvPr descr="image/12.png" id="59" name="Picture"/>
+                    <pic:cNvPr descr="image/12.png" id="62" name="Picture"/>
                     <pic:cNvPicPr>
                       <a:picLocks noChangeArrowheads="1" noChangeAspect="1"/>
                     </pic:cNvPicPr>
                   </pic:nvPicPr>
                   <pic:blipFill>
-                    <a:blip r:embed="rId57"/>
+                    <a:blip r:embed="rId60"/>
                     <a:stretch>
                       <a:fillRect/>
                     </a:stretch>
@@ -1553,27 +1896,20 @@
     <w:p>
       <w:pPr>
         <w:pStyle w:val="ImageCaption"/>
-      </w:pPr>
-      <w:r>
-        <w:t xml:space="preserve">Отправка задачи в фон через bg</w:t>
-      </w:r>
-    </w:p>
-    <w:bookmarkEnd w:id="60"/>
-    <w:bookmarkStart w:id="73" w:name="часть-3-сигналы-и-завершение-процессов"/>
-    <w:p>
-      <w:pPr>
-        <w:pStyle w:val="Heading2"/>
-      </w:pPr>
-      <w:r>
-        <w:t xml:space="preserve">Часть 3: Сигналы и завершение процессов</w:t>
-      </w:r>
-    </w:p>
-    <w:p>
-      <w:pPr>
-        <w:pStyle w:val="Compact"/>
-        <w:numPr>
-          <w:ilvl w:val="0"/>
-          <w:numId w:val="1008"/>
+        <w:numPr>
+          <w:ilvl w:val="0"/>
+          <w:numId w:val="1000"/>
+        </w:numPr>
+      </w:pPr>
+      <w:r>
+        <w:t xml:space="preserve">Форматирование RAID-массива</w:t>
+      </w:r>
+    </w:p>
+    <w:p>
+      <w:pPr>
+        <w:numPr>
+          <w:ilvl w:val="0"/>
+          <w:numId w:val="1006"/>
         </w:numPr>
       </w:pPr>
       <w:r>
@@ -1581,68 +1917,60 @@
           <w:b/>
           <w:bCs/>
         </w:rPr>
-        <w:t xml:space="preserve">Завершение процесса по PID с</w:t>
-      </w:r>
-      <w:r>
-        <w:rPr>
-          <w:b/>
-          <w:bCs/>
-        </w:rPr>
+        <w:t xml:space="preserve">Монтирование RAID-массива</w:t>
+      </w:r>
+    </w:p>
+    <w:p>
+      <w:pPr>
+        <w:numPr>
+          <w:ilvl w:val="0"/>
+          <w:numId w:val="1000"/>
+        </w:numPr>
+      </w:pPr>
+      <w:r>
+        <w:t xml:space="preserve">Команда</w:t>
+      </w:r>
+      <w:r>
         <w:t xml:space="preserve"> </w:t>
       </w:r>
       <w:r>
         <w:rPr>
           <w:rStyle w:val="VerbatimChar"/>
-          <w:b/>
-          <w:bCs/>
-        </w:rPr>
-        <w:t xml:space="preserve">kill</w:t>
-      </w:r>
-    </w:p>
-    <w:p>
-      <w:pPr>
-        <w:pStyle w:val="FirstParagraph"/>
-      </w:pPr>
-      <w:r>
-        <w:t xml:space="preserve">Команда</w:t>
-      </w:r>
-      <w:r>
-        <w:t xml:space="preserve"> </w:t>
-      </w:r>
-      <w:r>
-        <w:rPr>
-          <w:rStyle w:val="VerbatimChar"/>
-        </w:rPr>
-        <w:t xml:space="preserve">kill</w:t>
-      </w:r>
-      <w:r>
-        <w:t xml:space="preserve"> </w:t>
-      </w:r>
-      <w:r>
-        <w:t xml:space="preserve">отправляет сигнал TERM для завершения процесса:</w:t>
+        </w:rPr>
+        <w:t xml:space="preserve">mount /dev/md0 /mnt/raid</w:t>
+      </w:r>
+      <w:r>
+        <w:t xml:space="preserve"> </w:t>
+      </w:r>
+      <w:r>
+        <w:t xml:space="preserve">для монтирования:</w:t>
       </w:r>
     </w:p>
     <w:p>
       <w:pPr>
         <w:pStyle w:val="CaptionedFigure"/>
+        <w:numPr>
+          <w:ilvl w:val="0"/>
+          <w:numId w:val="1000"/>
+        </w:numPr>
       </w:pPr>
       <w:r>
         <w:drawing>
           <wp:inline>
             <wp:extent cx="5334000" cy="3330454"/>
             <wp:effectExtent b="0" l="0" r="0" t="0"/>
-            <wp:docPr descr="Отправка сигнала TERM через kill PID" title="" id="62" name="Picture"/>
+            <wp:docPr descr="Монтирование RAID-массива" title="" id="64" name="Picture"/>
             <a:graphic>
               <a:graphicData uri="http://schemas.openxmlformats.org/drawingml/2006/picture">
                 <pic:pic>
                   <pic:nvPicPr>
-                    <pic:cNvPr descr="image/13.png" id="63" name="Picture"/>
+                    <pic:cNvPr descr="image/13.png" id="65" name="Picture"/>
                     <pic:cNvPicPr>
                       <a:picLocks noChangeArrowheads="1" noChangeAspect="1"/>
                     </pic:cNvPicPr>
                   </pic:nvPicPr>
                   <pic:blipFill>
-                    <a:blip r:embed="rId61"/>
+                    <a:blip r:embed="rId63"/>
                     <a:stretch>
                       <a:fillRect/>
                     </a:stretch>
@@ -1672,17 +2000,20 @@
     <w:p>
       <w:pPr>
         <w:pStyle w:val="ImageCaption"/>
-      </w:pPr>
-      <w:r>
-        <w:t xml:space="preserve">Отправка сигнала TERM через kill PID</w:t>
-      </w:r>
-    </w:p>
-    <w:p>
-      <w:pPr>
-        <w:pStyle w:val="Compact"/>
-        <w:numPr>
-          <w:ilvl w:val="0"/>
-          <w:numId w:val="1009"/>
+        <w:numPr>
+          <w:ilvl w:val="0"/>
+          <w:numId w:val="1000"/>
+        </w:numPr>
+      </w:pPr>
+      <w:r>
+        <w:t xml:space="preserve">Монтирование RAID-массива</w:t>
+      </w:r>
+    </w:p>
+    <w:p>
+      <w:pPr>
+        <w:numPr>
+          <w:ilvl w:val="0"/>
+          <w:numId w:val="1006"/>
         </w:numPr>
       </w:pPr>
       <w:r>
@@ -1690,53 +2021,45 @@
           <w:b/>
           <w:bCs/>
         </w:rPr>
-        <w:t xml:space="preserve">Принудительное завершение процесса с</w:t>
-      </w:r>
-      <w:r>
-        <w:rPr>
-          <w:b/>
-          <w:bCs/>
-        </w:rPr>
-        <w:t xml:space="preserve"> </w:t>
-      </w:r>
-      <w:r>
-        <w:rPr>
-          <w:rStyle w:val="VerbatimChar"/>
-          <w:b/>
-          <w:bCs/>
-        </w:rPr>
-        <w:t xml:space="preserve">kill -9</w:t>
-      </w:r>
-    </w:p>
-    <w:p>
-      <w:pPr>
-        <w:pStyle w:val="FirstParagraph"/>
-      </w:pPr>
-      <w:r>
-        <w:t xml:space="preserve">Сигнал SIGKILL (-9) принудительно завершает процесс:</w:t>
+        <w:t xml:space="preserve">Добавление записи в /etc/fstab</w:t>
+      </w:r>
+    </w:p>
+    <w:p>
+      <w:pPr>
+        <w:numPr>
+          <w:ilvl w:val="0"/>
+          <w:numId w:val="1000"/>
+        </w:numPr>
+      </w:pPr>
+      <w:r>
+        <w:t xml:space="preserve">Добавление строки для автоматического монтирования RAID:</w:t>
       </w:r>
     </w:p>
     <w:p>
       <w:pPr>
         <w:pStyle w:val="CaptionedFigure"/>
+        <w:numPr>
+          <w:ilvl w:val="0"/>
+          <w:numId w:val="1000"/>
+        </w:numPr>
       </w:pPr>
       <w:r>
         <w:drawing>
           <wp:inline>
             <wp:extent cx="2387600" cy="190500"/>
             <wp:effectExtent b="0" l="0" r="0" t="0"/>
-            <wp:docPr descr="Принудительное завершение kill -9" title="" id="65" name="Picture"/>
+            <wp:docPr descr="Настройка автоматического монтирования RAID" title="" id="67" name="Picture"/>
             <a:graphic>
               <a:graphicData uri="http://schemas.openxmlformats.org/drawingml/2006/picture">
                 <pic:pic>
                   <pic:nvPicPr>
-                    <pic:cNvPr descr="image/14.png" id="66" name="Picture"/>
+                    <pic:cNvPr descr="image/14.png" id="68" name="Picture"/>
                     <pic:cNvPicPr>
                       <a:picLocks noChangeArrowheads="1" noChangeAspect="1"/>
                     </pic:cNvPicPr>
                   </pic:nvPicPr>
                   <pic:blipFill>
-                    <a:blip r:embed="rId64"/>
+                    <a:blip r:embed="rId66"/>
                     <a:stretch>
                       <a:fillRect/>
                     </a:stretch>
@@ -1766,17 +2089,30 @@
     <w:p>
       <w:pPr>
         <w:pStyle w:val="ImageCaption"/>
-      </w:pPr>
-      <w:r>
-        <w:t xml:space="preserve">Принудительное завершение kill -9</w:t>
-      </w:r>
-    </w:p>
-    <w:p>
-      <w:pPr>
-        <w:pStyle w:val="Compact"/>
-        <w:numPr>
-          <w:ilvl w:val="0"/>
-          <w:numId w:val="1010"/>
+        <w:numPr>
+          <w:ilvl w:val="0"/>
+          <w:numId w:val="1000"/>
+        </w:numPr>
+      </w:pPr>
+      <w:r>
+        <w:t xml:space="preserve">Настройка автоматического монтирования RAID</w:t>
+      </w:r>
+    </w:p>
+    <w:bookmarkEnd w:id="69"/>
+    <w:bookmarkStart w:id="85" w:name="часть-4-управление-raid-массивами"/>
+    <w:p>
+      <w:pPr>
+        <w:pStyle w:val="Heading2"/>
+      </w:pPr>
+      <w:r>
+        <w:t xml:space="preserve">Часть 4: Управление RAID-массивами</w:t>
+      </w:r>
+    </w:p>
+    <w:p>
+      <w:pPr>
+        <w:numPr>
+          <w:ilvl w:val="0"/>
+          <w:numId w:val="1007"/>
         </w:numPr>
       </w:pPr>
       <w:r>
@@ -1784,68 +2120,60 @@
           <w:b/>
           <w:bCs/>
         </w:rPr>
-        <w:t xml:space="preserve">Завершение процессов по имени с</w:t>
-      </w:r>
-      <w:r>
-        <w:rPr>
-          <w:b/>
-          <w:bCs/>
-        </w:rPr>
+        <w:t xml:space="preserve">Добавление запасного диска (spare)</w:t>
+      </w:r>
+    </w:p>
+    <w:p>
+      <w:pPr>
+        <w:numPr>
+          <w:ilvl w:val="0"/>
+          <w:numId w:val="1000"/>
+        </w:numPr>
+      </w:pPr>
+      <w:r>
+        <w:t xml:space="preserve">Команда</w:t>
+      </w:r>
+      <w:r>
         <w:t xml:space="preserve"> </w:t>
       </w:r>
       <w:r>
         <w:rPr>
           <w:rStyle w:val="VerbatimChar"/>
-          <w:b/>
-          <w:bCs/>
-        </w:rPr>
-        <w:t xml:space="preserve">pkill</w:t>
-      </w:r>
-    </w:p>
-    <w:p>
-      <w:pPr>
-        <w:pStyle w:val="FirstParagraph"/>
-      </w:pPr>
-      <w:r>
-        <w:t xml:space="preserve">Команда</w:t>
-      </w:r>
-      <w:r>
-        <w:t xml:space="preserve"> </w:t>
-      </w:r>
-      <w:r>
-        <w:rPr>
-          <w:rStyle w:val="VerbatimChar"/>
-        </w:rPr>
-        <w:t xml:space="preserve">pkill</w:t>
-      </w:r>
-      <w:r>
-        <w:t xml:space="preserve"> </w:t>
-      </w:r>
-      <w:r>
-        <w:t xml:space="preserve">завершает все процессы с указанным именем:</w:t>
+        </w:rPr>
+        <w:t xml:space="preserve">mdadm --manage /dev/md1 --add /dev/sdf</w:t>
+      </w:r>
+      <w:r>
+        <w:t xml:space="preserve"> </w:t>
+      </w:r>
+      <w:r>
+        <w:t xml:space="preserve">для добавления запасного диска:</w:t>
       </w:r>
     </w:p>
     <w:p>
       <w:pPr>
         <w:pStyle w:val="CaptionedFigure"/>
+        <w:numPr>
+          <w:ilvl w:val="0"/>
+          <w:numId w:val="1000"/>
+        </w:numPr>
       </w:pPr>
       <w:r>
         <w:drawing>
           <wp:inline>
             <wp:extent cx="1219200" cy="241300"/>
             <wp:effectExtent b="0" l="0" r="0" t="0"/>
-            <wp:docPr descr="Завершение всех процессов по имени pkill" title="" id="68" name="Picture"/>
+            <wp:docPr descr="Добавление запасного диска в RAID 1" title="" id="71" name="Picture"/>
             <a:graphic>
               <a:graphicData uri="http://schemas.openxmlformats.org/drawingml/2006/picture">
                 <pic:pic>
                   <pic:nvPicPr>
-                    <pic:cNvPr descr="image/15.png" id="69" name="Picture"/>
+                    <pic:cNvPr descr="image/15.png" id="72" name="Picture"/>
                     <pic:cNvPicPr>
                       <a:picLocks noChangeArrowheads="1" noChangeAspect="1"/>
                     </pic:cNvPicPr>
                   </pic:nvPicPr>
                   <pic:blipFill>
-                    <a:blip r:embed="rId67"/>
+                    <a:blip r:embed="rId70"/>
                     <a:stretch>
                       <a:fillRect/>
                     </a:stretch>
@@ -1875,17 +2203,20 @@
     <w:p>
       <w:pPr>
         <w:pStyle w:val="ImageCaption"/>
-      </w:pPr>
-      <w:r>
-        <w:t xml:space="preserve">Завершение всех процессов по имени pkill</w:t>
-      </w:r>
-    </w:p>
-    <w:p>
-      <w:pPr>
-        <w:pStyle w:val="Compact"/>
-        <w:numPr>
-          <w:ilvl w:val="0"/>
-          <w:numId w:val="1011"/>
+        <w:numPr>
+          <w:ilvl w:val="0"/>
+          <w:numId w:val="1000"/>
+        </w:numPr>
+      </w:pPr>
+      <w:r>
+        <w:t xml:space="preserve">Добавление запасного диска в RAID 1</w:t>
+      </w:r>
+    </w:p>
+    <w:p>
+      <w:pPr>
+        <w:numPr>
+          <w:ilvl w:val="0"/>
+          <w:numId w:val="1007"/>
         </w:numPr>
       </w:pPr>
       <w:r>
@@ -1893,38 +2224,60 @@
           <w:b/>
           <w:bCs/>
         </w:rPr>
-        <w:t xml:space="preserve">Отправка пользовательского сигнала (SIGUSR1) процессу</w:t>
-      </w:r>
-    </w:p>
-    <w:p>
-      <w:pPr>
-        <w:pStyle w:val="FirstParagraph"/>
-      </w:pPr>
-      <w:r>
-        <w:t xml:space="preserve">Сигналы SIGUSR1 и SIGUSR2 используются для пользовательских целей:</w:t>
+        <w:t xml:space="preserve">Пометка диска как сбойного</w:t>
+      </w:r>
+    </w:p>
+    <w:p>
+      <w:pPr>
+        <w:numPr>
+          <w:ilvl w:val="0"/>
+          <w:numId w:val="1000"/>
+        </w:numPr>
+      </w:pPr>
+      <w:r>
+        <w:t xml:space="preserve">Команда</w:t>
+      </w:r>
+      <w:r>
+        <w:t xml:space="preserve"> </w:t>
+      </w:r>
+      <w:r>
+        <w:rPr>
+          <w:rStyle w:val="VerbatimChar"/>
+        </w:rPr>
+        <w:t xml:space="preserve">mdadm --manage /dev/md1 --fail /dev/sdb</w:t>
+      </w:r>
+      <w:r>
+        <w:t xml:space="preserve"> </w:t>
+      </w:r>
+      <w:r>
+        <w:t xml:space="preserve">для имитации сбоя:</w:t>
       </w:r>
     </w:p>
     <w:p>
       <w:pPr>
         <w:pStyle w:val="CaptionedFigure"/>
+        <w:numPr>
+          <w:ilvl w:val="0"/>
+          <w:numId w:val="1000"/>
+        </w:numPr>
       </w:pPr>
       <w:r>
         <w:drawing>
           <wp:inline>
             <wp:extent cx="5334000" cy="4349127"/>
             <wp:effectExtent b="0" l="0" r="0" t="0"/>
-            <wp:docPr descr="Отправка сигнала SIGUSR1" title="" id="71" name="Picture"/>
+            <wp:docPr descr="Пометка диска как сбойного" title="" id="74" name="Picture"/>
             <a:graphic>
               <a:graphicData uri="http://schemas.openxmlformats.org/drawingml/2006/picture">
                 <pic:pic>
                   <pic:nvPicPr>
-                    <pic:cNvPr descr="image/16.png" id="72" name="Picture"/>
+                    <pic:cNvPr descr="image/16.png" id="75" name="Picture"/>
                     <pic:cNvPicPr>
                       <a:picLocks noChangeArrowheads="1" noChangeAspect="1"/>
                     </pic:cNvPicPr>
                   </pic:nvPicPr>
                   <pic:blipFill>
-                    <a:blip r:embed="rId70"/>
+                    <a:blip r:embed="rId73"/>
                     <a:stretch>
                       <a:fillRect/>
                     </a:stretch>
@@ -1954,27 +2307,20 @@
     <w:p>
       <w:pPr>
         <w:pStyle w:val="ImageCaption"/>
-      </w:pPr>
-      <w:r>
-        <w:t xml:space="preserve">Отправка сигнала SIGUSR1</w:t>
-      </w:r>
-    </w:p>
-    <w:bookmarkEnd w:id="73"/>
-    <w:bookmarkStart w:id="86" w:name="часть-4-приоритеты-процессов"/>
-    <w:p>
-      <w:pPr>
-        <w:pStyle w:val="Heading2"/>
-      </w:pPr>
-      <w:r>
-        <w:t xml:space="preserve">Часть 4: Приоритеты процессов</w:t>
-      </w:r>
-    </w:p>
-    <w:p>
-      <w:pPr>
-        <w:pStyle w:val="Compact"/>
-        <w:numPr>
-          <w:ilvl w:val="0"/>
-          <w:numId w:val="1012"/>
+        <w:numPr>
+          <w:ilvl w:val="0"/>
+          <w:numId w:val="1000"/>
+        </w:numPr>
+      </w:pPr>
+      <w:r>
+        <w:t xml:space="preserve">Пометка диска как сбойного</w:t>
+      </w:r>
+    </w:p>
+    <w:p>
+      <w:pPr>
+        <w:numPr>
+          <w:ilvl w:val="0"/>
+          <w:numId w:val="1007"/>
         </w:numPr>
       </w:pPr>
       <w:r>
@@ -1982,68 +2328,60 @@
           <w:b/>
           <w:bCs/>
         </w:rPr>
-        <w:t xml:space="preserve">Запуск процесса с изменённым приоритетом через</w:t>
-      </w:r>
-      <w:r>
-        <w:rPr>
-          <w:b/>
-          <w:bCs/>
-        </w:rPr>
+        <w:t xml:space="preserve">Удаление сбойного диска из массива</w:t>
+      </w:r>
+    </w:p>
+    <w:p>
+      <w:pPr>
+        <w:numPr>
+          <w:ilvl w:val="0"/>
+          <w:numId w:val="1000"/>
+        </w:numPr>
+      </w:pPr>
+      <w:r>
+        <w:t xml:space="preserve">Команда</w:t>
+      </w:r>
+      <w:r>
         <w:t xml:space="preserve"> </w:t>
       </w:r>
       <w:r>
         <w:rPr>
           <w:rStyle w:val="VerbatimChar"/>
-          <w:b/>
-          <w:bCs/>
-        </w:rPr>
-        <w:t xml:space="preserve">nice</w:t>
-      </w:r>
-    </w:p>
-    <w:p>
-      <w:pPr>
-        <w:pStyle w:val="FirstParagraph"/>
-      </w:pPr>
-      <w:r>
-        <w:t xml:space="preserve">Команда</w:t>
-      </w:r>
-      <w:r>
-        <w:t xml:space="preserve"> </w:t>
-      </w:r>
-      <w:r>
-        <w:rPr>
-          <w:rStyle w:val="VerbatimChar"/>
-        </w:rPr>
-        <w:t xml:space="preserve">nice</w:t>
-      </w:r>
-      <w:r>
-        <w:t xml:space="preserve"> </w:t>
-      </w:r>
-      <w:r>
-        <w:t xml:space="preserve">запускает процесс с заданным приоритетом (от -20 до 19):</w:t>
+        </w:rPr>
+        <w:t xml:space="preserve">mdadm --manage /dev/md1 --remove /dev/sdb</w:t>
+      </w:r>
+      <w:r>
+        <w:t xml:space="preserve"> </w:t>
+      </w:r>
+      <w:r>
+        <w:t xml:space="preserve">для удаления:</w:t>
       </w:r>
     </w:p>
     <w:p>
       <w:pPr>
         <w:pStyle w:val="CaptionedFigure"/>
+        <w:numPr>
+          <w:ilvl w:val="0"/>
+          <w:numId w:val="1000"/>
+        </w:numPr>
       </w:pPr>
       <w:r>
         <w:drawing>
           <wp:inline>
             <wp:extent cx="5334000" cy="4384952"/>
             <wp:effectExtent b="0" l="0" r="0" t="0"/>
-            <wp:docPr descr="Запуск процесса с приоритетом nice 10" title="" id="75" name="Picture"/>
+            <wp:docPr descr="Удаление сбойного диска" title="" id="77" name="Picture"/>
             <a:graphic>
               <a:graphicData uri="http://schemas.openxmlformats.org/drawingml/2006/picture">
                 <pic:pic>
                   <pic:nvPicPr>
-                    <pic:cNvPr descr="image/17.png" id="76" name="Picture"/>
+                    <pic:cNvPr descr="image/17.png" id="78" name="Picture"/>
                     <pic:cNvPicPr>
                       <a:picLocks noChangeArrowheads="1" noChangeAspect="1"/>
                     </pic:cNvPicPr>
                   </pic:nvPicPr>
                   <pic:blipFill>
-                    <a:blip r:embed="rId74"/>
+                    <a:blip r:embed="rId76"/>
                     <a:stretch>
                       <a:fillRect/>
                     </a:stretch>
@@ -2073,17 +2411,20 @@
     <w:p>
       <w:pPr>
         <w:pStyle w:val="ImageCaption"/>
-      </w:pPr>
-      <w:r>
-        <w:t xml:space="preserve">Запуск процесса с приоритетом nice 10</w:t>
-      </w:r>
-    </w:p>
-    <w:p>
-      <w:pPr>
-        <w:pStyle w:val="Compact"/>
-        <w:numPr>
-          <w:ilvl w:val="0"/>
-          <w:numId w:val="1013"/>
+        <w:numPr>
+          <w:ilvl w:val="0"/>
+          <w:numId w:val="1000"/>
+        </w:numPr>
+      </w:pPr>
+      <w:r>
+        <w:t xml:space="preserve">Удаление сбойного диска</w:t>
+      </w:r>
+    </w:p>
+    <w:p>
+      <w:pPr>
+        <w:numPr>
+          <w:ilvl w:val="0"/>
+          <w:numId w:val="1007"/>
         </w:numPr>
       </w:pPr>
       <w:r>
@@ -2091,68 +2432,60 @@
           <w:b/>
           <w:bCs/>
         </w:rPr>
-        <w:t xml:space="preserve">Изменение приоритета работающего процесса через</w:t>
-      </w:r>
-      <w:r>
-        <w:rPr>
-          <w:b/>
-          <w:bCs/>
-        </w:rPr>
+        <w:t xml:space="preserve">Добавление нового диска в массив</w:t>
+      </w:r>
+    </w:p>
+    <w:p>
+      <w:pPr>
+        <w:numPr>
+          <w:ilvl w:val="0"/>
+          <w:numId w:val="1000"/>
+        </w:numPr>
+      </w:pPr>
+      <w:r>
+        <w:t xml:space="preserve">Команда</w:t>
+      </w:r>
+      <w:r>
         <w:t xml:space="preserve"> </w:t>
       </w:r>
       <w:r>
         <w:rPr>
           <w:rStyle w:val="VerbatimChar"/>
-          <w:b/>
-          <w:bCs/>
-        </w:rPr>
-        <w:t xml:space="preserve">renice</w:t>
-      </w:r>
-    </w:p>
-    <w:p>
-      <w:pPr>
-        <w:pStyle w:val="FirstParagraph"/>
-      </w:pPr>
-      <w:r>
-        <w:t xml:space="preserve">Команда</w:t>
-      </w:r>
-      <w:r>
-        <w:t xml:space="preserve"> </w:t>
-      </w:r>
-      <w:r>
-        <w:rPr>
-          <w:rStyle w:val="VerbatimChar"/>
-        </w:rPr>
-        <w:t xml:space="preserve">renice</w:t>
-      </w:r>
-      <w:r>
-        <w:t xml:space="preserve"> </w:t>
-      </w:r>
-      <w:r>
-        <w:t xml:space="preserve">изменяет приоритет уже запущенного процесса:</w:t>
+        </w:rPr>
+        <w:t xml:space="preserve">mdadm --manage /dev/md1 --add /dev/sdg</w:t>
+      </w:r>
+      <w:r>
+        <w:t xml:space="preserve"> </w:t>
+      </w:r>
+      <w:r>
+        <w:t xml:space="preserve">для добавления нового диска:</w:t>
       </w:r>
     </w:p>
     <w:p>
       <w:pPr>
         <w:pStyle w:val="CaptionedFigure"/>
+        <w:numPr>
+          <w:ilvl w:val="0"/>
+          <w:numId w:val="1000"/>
+        </w:numPr>
       </w:pPr>
       <w:r>
         <w:drawing>
           <wp:inline>
             <wp:extent cx="5232400" cy="520700"/>
             <wp:effectExtent b="0" l="0" r="0" t="0"/>
-            <wp:docPr descr="Изменение приоритета существующего процесса renice" title="" id="78" name="Picture"/>
+            <wp:docPr descr="Добавление нового диска в RAID" title="" id="80" name="Picture"/>
             <a:graphic>
               <a:graphicData uri="http://schemas.openxmlformats.org/drawingml/2006/picture">
                 <pic:pic>
                   <pic:nvPicPr>
-                    <pic:cNvPr descr="image/18.png" id="79" name="Picture"/>
+                    <pic:cNvPr descr="image/18.png" id="81" name="Picture"/>
                     <pic:cNvPicPr>
                       <a:picLocks noChangeArrowheads="1" noChangeAspect="1"/>
                     </pic:cNvPicPr>
                   </pic:nvPicPr>
                   <pic:blipFill>
-                    <a:blip r:embed="rId77"/>
+                    <a:blip r:embed="rId79"/>
                     <a:stretch>
                       <a:fillRect/>
                     </a:stretch>
@@ -2182,17 +2515,20 @@
     <w:p>
       <w:pPr>
         <w:pStyle w:val="ImageCaption"/>
-      </w:pPr>
-      <w:r>
-        <w:t xml:space="preserve">Изменение приоритета существующего процесса renice</w:t>
-      </w:r>
-    </w:p>
-    <w:p>
-      <w:pPr>
-        <w:pStyle w:val="Compact"/>
-        <w:numPr>
-          <w:ilvl w:val="0"/>
-          <w:numId w:val="1014"/>
+        <w:numPr>
+          <w:ilvl w:val="0"/>
+          <w:numId w:val="1000"/>
+        </w:numPr>
+      </w:pPr>
+      <w:r>
+        <w:t xml:space="preserve">Добавление нового диска в RAID</w:t>
+      </w:r>
+    </w:p>
+    <w:p>
+      <w:pPr>
+        <w:numPr>
+          <w:ilvl w:val="0"/>
+          <w:numId w:val="1007"/>
         </w:numPr>
       </w:pPr>
       <w:r>
@@ -2200,68 +2536,60 @@
           <w:b/>
           <w:bCs/>
         </w:rPr>
-        <w:t xml:space="preserve">Просмотр приоритетов процессов (NI и PRI) в</w:t>
-      </w:r>
-      <w:r>
-        <w:rPr>
-          <w:b/>
-          <w:bCs/>
-        </w:rPr>
+        <w:t xml:space="preserve">Наблюдение за восстановлением (rebuild)</w:t>
+      </w:r>
+    </w:p>
+    <w:p>
+      <w:pPr>
+        <w:numPr>
+          <w:ilvl w:val="0"/>
+          <w:numId w:val="1000"/>
+        </w:numPr>
+      </w:pPr>
+      <w:r>
+        <w:t xml:space="preserve">Команда</w:t>
+      </w:r>
+      <w:r>
         <w:t xml:space="preserve"> </w:t>
       </w:r>
       <w:r>
         <w:rPr>
           <w:rStyle w:val="VerbatimChar"/>
-          <w:b/>
-          <w:bCs/>
-        </w:rPr>
-        <w:t xml:space="preserve">top</w:t>
-      </w:r>
-    </w:p>
-    <w:p>
-      <w:pPr>
-        <w:pStyle w:val="FirstParagraph"/>
-      </w:pPr>
-      <w:r>
-        <w:t xml:space="preserve">В выводе</w:t>
-      </w:r>
-      <w:r>
-        <w:t xml:space="preserve"> </w:t>
-      </w:r>
-      <w:r>
-        <w:rPr>
-          <w:rStyle w:val="VerbatimChar"/>
-        </w:rPr>
-        <w:t xml:space="preserve">top</w:t>
-      </w:r>
-      <w:r>
-        <w:t xml:space="preserve"> </w:t>
-      </w:r>
-      <w:r>
-        <w:t xml:space="preserve">колонка NI показывает значение nice:</w:t>
+        </w:rPr>
+        <w:t xml:space="preserve">watch cat /proc/mdstat</w:t>
+      </w:r>
+      <w:r>
+        <w:t xml:space="preserve"> </w:t>
+      </w:r>
+      <w:r>
+        <w:t xml:space="preserve">для наблюдения за процессом:</w:t>
       </w:r>
     </w:p>
     <w:p>
       <w:pPr>
         <w:pStyle w:val="CaptionedFigure"/>
+        <w:numPr>
+          <w:ilvl w:val="0"/>
+          <w:numId w:val="1000"/>
+        </w:numPr>
       </w:pPr>
       <w:r>
         <w:drawing>
           <wp:inline>
             <wp:extent cx="5334000" cy="3661623"/>
             <wp:effectExtent b="0" l="0" r="0" t="0"/>
-            <wp:docPr descr="Колонки NI и PRI в выводе top" title="" id="81" name="Picture"/>
+            <wp:docPr descr="Наблюдение за восстановлением RAID" title="" id="83" name="Picture"/>
             <a:graphic>
               <a:graphicData uri="http://schemas.openxmlformats.org/drawingml/2006/picture">
                 <pic:pic>
                   <pic:nvPicPr>
-                    <pic:cNvPr descr="image/19.png" id="82" name="Picture"/>
+                    <pic:cNvPr descr="image/19.png" id="84" name="Picture"/>
                     <pic:cNvPicPr>
                       <a:picLocks noChangeArrowheads="1" noChangeAspect="1"/>
                     </pic:cNvPicPr>
                   </pic:nvPicPr>
                   <pic:blipFill>
-                    <a:blip r:embed="rId80"/>
+                    <a:blip r:embed="rId82"/>
                     <a:stretch>
                       <a:fillRect/>
                     </a:stretch>
@@ -2291,17 +2619,30 @@
     <w:p>
       <w:pPr>
         <w:pStyle w:val="ImageCaption"/>
-      </w:pPr>
-      <w:r>
-        <w:t xml:space="preserve">Колонки NI и PRI в выводе top</w:t>
-      </w:r>
-    </w:p>
-    <w:p>
-      <w:pPr>
-        <w:pStyle w:val="Compact"/>
-        <w:numPr>
-          <w:ilvl w:val="0"/>
-          <w:numId w:val="1015"/>
+        <w:numPr>
+          <w:ilvl w:val="0"/>
+          <w:numId w:val="1000"/>
+        </w:numPr>
+      </w:pPr>
+      <w:r>
+        <w:t xml:space="preserve">Наблюдение за восстановлением RAID</w:t>
+      </w:r>
+    </w:p>
+    <w:bookmarkEnd w:id="85"/>
+    <w:bookmarkStart w:id="89" w:name="часть-5-остановка-и-сборка-raid"/>
+    <w:p>
+      <w:pPr>
+        <w:pStyle w:val="Heading2"/>
+      </w:pPr>
+      <w:r>
+        <w:t xml:space="preserve">Часть 5: Остановка и сборка RAID</w:t>
+      </w:r>
+    </w:p>
+    <w:p>
+      <w:pPr>
+        <w:numPr>
+          <w:ilvl w:val="0"/>
+          <w:numId w:val="1008"/>
         </w:numPr>
       </w:pPr>
       <w:r>
@@ -2309,38 +2650,60 @@
           <w:b/>
           <w:bCs/>
         </w:rPr>
-        <w:t xml:space="preserve">Комбинированный пример: несколько процессов с разными приоритетами</w:t>
-      </w:r>
-    </w:p>
-    <w:p>
-      <w:pPr>
-        <w:pStyle w:val="FirstParagraph"/>
-      </w:pPr>
-      <w:r>
-        <w:t xml:space="preserve">Запуск нескольких процессов для сравнения их приоритетов:</w:t>
+        <w:t xml:space="preserve">Остановка RAID-массива</w:t>
+      </w:r>
+    </w:p>
+    <w:p>
+      <w:pPr>
+        <w:numPr>
+          <w:ilvl w:val="0"/>
+          <w:numId w:val="1000"/>
+        </w:numPr>
+      </w:pPr>
+      <w:r>
+        <w:t xml:space="preserve">Команда</w:t>
+      </w:r>
+      <w:r>
+        <w:t xml:space="preserve"> </w:t>
+      </w:r>
+      <w:r>
+        <w:rPr>
+          <w:rStyle w:val="VerbatimChar"/>
+        </w:rPr>
+        <w:t xml:space="preserve">mdadm --stop /dev/md0</w:t>
+      </w:r>
+      <w:r>
+        <w:t xml:space="preserve"> </w:t>
+      </w:r>
+      <w:r>
+        <w:t xml:space="preserve">для остановки массива:</w:t>
       </w:r>
     </w:p>
     <w:p>
       <w:pPr>
         <w:pStyle w:val="CaptionedFigure"/>
+        <w:numPr>
+          <w:ilvl w:val="0"/>
+          <w:numId w:val="1000"/>
+        </w:numPr>
       </w:pPr>
       <w:r>
         <w:drawing>
           <wp:inline>
             <wp:extent cx="3136900" cy="266700"/>
             <wp:effectExtent b="0" l="0" r="0" t="0"/>
-            <wp:docPr descr="Множество процессов dd с разными приоритетами" title="" id="84" name="Picture"/>
+            <wp:docPr descr="Остановка RAID-массива" title="" id="87" name="Picture"/>
             <a:graphic>
               <a:graphicData uri="http://schemas.openxmlformats.org/drawingml/2006/picture">
                 <pic:pic>
                   <pic:nvPicPr>
-                    <pic:cNvPr descr="image/20.png" id="85" name="Picture"/>
+                    <pic:cNvPr descr="image/20.png" id="88" name="Picture"/>
                     <pic:cNvPicPr>
                       <a:picLocks noChangeArrowheads="1" noChangeAspect="1"/>
                     </pic:cNvPicPr>
                   </pic:nvPicPr>
                   <pic:blipFill>
-                    <a:blip r:embed="rId83"/>
+                    <a:blip r:embed="rId86"/>
                     <a:stretch>
                       <a:fillRect/>
                     </a:stretch>
@@ -2370,19 +2733,715 @@
     <w:p>
       <w:pPr>
         <w:pStyle w:val="ImageCaption"/>
-      </w:pPr>
-      <w:r>
-        <w:t xml:space="preserve">Множество процессов dd с разными приоритетами</w:t>
-      </w:r>
-    </w:p>
-    <w:bookmarkEnd w:id="86"/>
-    <w:bookmarkEnd w:id="87"/>
-    <w:bookmarkStart w:id="88" w:name="вывод"/>
+        <w:numPr>
+          <w:ilvl w:val="0"/>
+          <w:numId w:val="1000"/>
+        </w:numPr>
+      </w:pPr>
+      <w:r>
+        <w:t xml:space="preserve">Остановка RAID-массива</w:t>
+      </w:r>
+    </w:p>
+    <w:p>
+      <w:pPr>
+        <w:numPr>
+          <w:ilvl w:val="0"/>
+          <w:numId w:val="1008"/>
+        </w:numPr>
+      </w:pPr>
+      <w:r>
+        <w:rPr>
+          <w:b/>
+          <w:bCs/>
+        </w:rPr>
+        <w:t xml:space="preserve">Сборка существующего RAID-массива</w:t>
+      </w:r>
+    </w:p>
+    <w:p>
+      <w:pPr>
+        <w:numPr>
+          <w:ilvl w:val="0"/>
+          <w:numId w:val="1000"/>
+        </w:numPr>
+      </w:pPr>
+      <w:r>
+        <w:t xml:space="preserve">Команда</w:t>
+      </w:r>
+      <w:r>
+        <w:t xml:space="preserve"> </w:t>
+      </w:r>
+      <w:r>
+        <w:rPr>
+          <w:rStyle w:val="VerbatimChar"/>
+        </w:rPr>
+        <w:t xml:space="preserve">mdadm --assemble --scan</w:t>
+      </w:r>
+      <w:r>
+        <w:t xml:space="preserve"> </w:t>
+      </w:r>
+      <w:r>
+        <w:t xml:space="preserve">для автоматической сборки всех массивов:</w:t>
+      </w:r>
+    </w:p>
+    <w:tbl>
+      <w:tblPr>
+        <w:tblStyle w:val="FigureTable"/>
+        <w:tblW w:type="auto" w:w="0"/>
+        <w:jc w:val="center"/>
+        <w:tblLook w:firstRow="0" w:lastRow="0" w:firstColumn="0" w:lastColumn="0"/>
+      </w:tblPr>
+      <w:tblGrid>
+        <w:gridCol w:w="7920"/>
+      </w:tblGrid>
+      <w:tr>
+        <w:tc>
+          <w:tcPr/>
+          <w:p>
+            <w:pPr>
+              <w:pStyle w:val="Compact"/>
+              <w:numPr>
+                <w:ilvl w:val="0"/>
+                <w:numId w:val="1000"/>
+              </w:numPr>
+              <w:jc w:val="center"/>
+            </w:pPr>
+            <w:r>
+              <w:t xml:space="preserve">Сборка RAID-массивов</w:t>
+            </w:r>
+          </w:p>
+        </w:tc>
+      </w:tr>
+    </w:tbl>
+    <w:p>
+      <w:pPr>
+        <w:pStyle w:val="ImageCaption"/>
+        <w:numPr>
+          <w:ilvl w:val="0"/>
+          <w:numId w:val="1000"/>
+        </w:numPr>
+      </w:pPr>
+      <w:r>
+        <w:t xml:space="preserve">Сборка RAID-массивов</w:t>
+      </w:r>
+    </w:p>
+    <w:bookmarkEnd w:id="89"/>
+    <w:bookmarkEnd w:id="90"/>
+    <w:bookmarkStart w:id="91" w:name="основные-уровни-raid-1"/>
     <w:p>
       <w:pPr>
         <w:pStyle w:val="Heading1"/>
       </w:pPr>
       <w:r>
+        <w:t xml:space="preserve">Основные уровни RAID</w:t>
+      </w:r>
+    </w:p>
+    <w:tbl>
+      <w:tblPr>
+        <w:tblStyle w:val="Table"/>
+        <w:tblW w:type="auto" w:w="0"/>
+        <w:jc w:val="left"/>
+        <w:tblLook w:firstRow="1" w:lastRow="0" w:firstColumn="0" w:lastColumn="0" w:noHBand="0" w:noVBand="0" w:val="0020"/>
+      </w:tblPr>
+      <w:tblGrid>
+        <w:gridCol w:w="1980"/>
+        <w:gridCol w:w="1980"/>
+        <w:gridCol w:w="1980"/>
+        <w:gridCol w:w="1980"/>
+      </w:tblGrid>
+      <w:tr>
+        <w:trPr>
+          <w:tblHeader w:val="on"/>
+        </w:trPr>
+        <w:tc>
+          <w:tcPr/>
+          <w:p>
+            <w:pPr>
+              <w:pStyle w:val="Compact"/>
+              <w:jc w:val="left"/>
+            </w:pPr>
+            <w:r>
+              <w:t xml:space="preserve">Уровень</w:t>
+            </w:r>
+          </w:p>
+        </w:tc>
+        <w:tc>
+          <w:tcPr/>
+          <w:p>
+            <w:pPr>
+              <w:pStyle w:val="Compact"/>
+              <w:jc w:val="left"/>
+            </w:pPr>
+            <w:r>
+              <w:t xml:space="preserve">Минимум дисков</w:t>
+            </w:r>
+          </w:p>
+        </w:tc>
+        <w:tc>
+          <w:tcPr/>
+          <w:p>
+            <w:pPr>
+              <w:pStyle w:val="Compact"/>
+              <w:jc w:val="left"/>
+            </w:pPr>
+            <w:r>
+              <w:t xml:space="preserve">Отказоустойчивость</w:t>
+            </w:r>
+          </w:p>
+        </w:tc>
+        <w:tc>
+          <w:tcPr/>
+          <w:p>
+            <w:pPr>
+              <w:pStyle w:val="Compact"/>
+              <w:jc w:val="left"/>
+            </w:pPr>
+            <w:r>
+              <w:t xml:space="preserve">Производительность</w:t>
+            </w:r>
+          </w:p>
+        </w:tc>
+      </w:tr>
+      <w:tr>
+        <w:tc>
+          <w:tcPr/>
+          <w:p>
+            <w:pPr>
+              <w:pStyle w:val="Compact"/>
+              <w:jc w:val="left"/>
+            </w:pPr>
+            <w:r>
+              <w:t xml:space="preserve">RAID 0</w:t>
+            </w:r>
+          </w:p>
+        </w:tc>
+        <w:tc>
+          <w:tcPr/>
+          <w:p>
+            <w:pPr>
+              <w:pStyle w:val="Compact"/>
+              <w:jc w:val="left"/>
+            </w:pPr>
+            <w:r>
+              <w:t xml:space="preserve">2</w:t>
+            </w:r>
+          </w:p>
+        </w:tc>
+        <w:tc>
+          <w:tcPr/>
+          <w:p>
+            <w:pPr>
+              <w:pStyle w:val="Compact"/>
+              <w:jc w:val="left"/>
+            </w:pPr>
+            <w:r>
+              <w:t xml:space="preserve">Нет</w:t>
+            </w:r>
+          </w:p>
+        </w:tc>
+        <w:tc>
+          <w:tcPr/>
+          <w:p>
+            <w:pPr>
+              <w:pStyle w:val="Compact"/>
+              <w:jc w:val="left"/>
+            </w:pPr>
+            <w:r>
+              <w:t xml:space="preserve">Высокая (чтение/запись)</w:t>
+            </w:r>
+          </w:p>
+        </w:tc>
+      </w:tr>
+      <w:tr>
+        <w:tc>
+          <w:tcPr/>
+          <w:p>
+            <w:pPr>
+              <w:pStyle w:val="Compact"/>
+              <w:jc w:val="left"/>
+            </w:pPr>
+            <w:r>
+              <w:t xml:space="preserve">RAID 1</w:t>
+            </w:r>
+          </w:p>
+        </w:tc>
+        <w:tc>
+          <w:tcPr/>
+          <w:p>
+            <w:pPr>
+              <w:pStyle w:val="Compact"/>
+              <w:jc w:val="left"/>
+            </w:pPr>
+            <w:r>
+              <w:t xml:space="preserve">2</w:t>
+            </w:r>
+          </w:p>
+        </w:tc>
+        <w:tc>
+          <w:tcPr/>
+          <w:p>
+            <w:pPr>
+              <w:pStyle w:val="Compact"/>
+              <w:jc w:val="left"/>
+            </w:pPr>
+            <w:r>
+              <w:t xml:space="preserve">1 диск</w:t>
+            </w:r>
+          </w:p>
+        </w:tc>
+        <w:tc>
+          <w:tcPr/>
+          <w:p>
+            <w:pPr>
+              <w:pStyle w:val="Compact"/>
+              <w:jc w:val="left"/>
+            </w:pPr>
+            <w:r>
+              <w:t xml:space="preserve">Высокая (чтение), средняя (запись)</w:t>
+            </w:r>
+          </w:p>
+        </w:tc>
+      </w:tr>
+      <w:tr>
+        <w:tc>
+          <w:tcPr/>
+          <w:p>
+            <w:pPr>
+              <w:pStyle w:val="Compact"/>
+              <w:jc w:val="left"/>
+            </w:pPr>
+            <w:r>
+              <w:t xml:space="preserve">RAID 5</w:t>
+            </w:r>
+          </w:p>
+        </w:tc>
+        <w:tc>
+          <w:tcPr/>
+          <w:p>
+            <w:pPr>
+              <w:pStyle w:val="Compact"/>
+              <w:jc w:val="left"/>
+            </w:pPr>
+            <w:r>
+              <w:t xml:space="preserve">3</w:t>
+            </w:r>
+          </w:p>
+        </w:tc>
+        <w:tc>
+          <w:tcPr/>
+          <w:p>
+            <w:pPr>
+              <w:pStyle w:val="Compact"/>
+              <w:jc w:val="left"/>
+            </w:pPr>
+            <w:r>
+              <w:t xml:space="preserve">1 диск</w:t>
+            </w:r>
+          </w:p>
+        </w:tc>
+        <w:tc>
+          <w:tcPr/>
+          <w:p>
+            <w:pPr>
+              <w:pStyle w:val="Compact"/>
+              <w:jc w:val="left"/>
+            </w:pPr>
+            <w:r>
+              <w:t xml:space="preserve">Высокая (чтение), средняя (запись)</w:t>
+            </w:r>
+          </w:p>
+        </w:tc>
+      </w:tr>
+      <w:tr>
+        <w:tc>
+          <w:tcPr/>
+          <w:p>
+            <w:pPr>
+              <w:pStyle w:val="Compact"/>
+              <w:jc w:val="left"/>
+            </w:pPr>
+            <w:r>
+              <w:t xml:space="preserve">RAID 6</w:t>
+            </w:r>
+          </w:p>
+        </w:tc>
+        <w:tc>
+          <w:tcPr/>
+          <w:p>
+            <w:pPr>
+              <w:pStyle w:val="Compact"/>
+              <w:jc w:val="left"/>
+            </w:pPr>
+            <w:r>
+              <w:t xml:space="preserve">4</w:t>
+            </w:r>
+          </w:p>
+        </w:tc>
+        <w:tc>
+          <w:tcPr/>
+          <w:p>
+            <w:pPr>
+              <w:pStyle w:val="Compact"/>
+              <w:jc w:val="left"/>
+            </w:pPr>
+            <w:r>
+              <w:t xml:space="preserve">2 диска</w:t>
+            </w:r>
+          </w:p>
+        </w:tc>
+        <w:tc>
+          <w:tcPr/>
+          <w:p>
+            <w:pPr>
+              <w:pStyle w:val="Compact"/>
+              <w:jc w:val="left"/>
+            </w:pPr>
+            <w:r>
+              <w:t xml:space="preserve">Высокая (чтение), низкая (запись)</w:t>
+            </w:r>
+          </w:p>
+        </w:tc>
+      </w:tr>
+      <w:tr>
+        <w:tc>
+          <w:tcPr/>
+          <w:p>
+            <w:pPr>
+              <w:pStyle w:val="Compact"/>
+              <w:jc w:val="left"/>
+            </w:pPr>
+            <w:r>
+              <w:t xml:space="preserve">RAID 10</w:t>
+            </w:r>
+          </w:p>
+        </w:tc>
+        <w:tc>
+          <w:tcPr/>
+          <w:p>
+            <w:pPr>
+              <w:pStyle w:val="Compact"/>
+              <w:jc w:val="left"/>
+            </w:pPr>
+            <w:r>
+              <w:t xml:space="preserve">4</w:t>
+            </w:r>
+          </w:p>
+        </w:tc>
+        <w:tc>
+          <w:tcPr/>
+          <w:p>
+            <w:pPr>
+              <w:pStyle w:val="Compact"/>
+              <w:jc w:val="left"/>
+            </w:pPr>
+            <w:r>
+              <w:t xml:space="preserve">1-2 диска</w:t>
+            </w:r>
+          </w:p>
+        </w:tc>
+        <w:tc>
+          <w:tcPr/>
+          <w:p>
+            <w:pPr>
+              <w:pStyle w:val="Compact"/>
+              <w:jc w:val="left"/>
+            </w:pPr>
+            <w:r>
+              <w:t xml:space="preserve">Очень высокая</w:t>
+            </w:r>
+          </w:p>
+        </w:tc>
+      </w:tr>
+    </w:tbl>
+    <w:bookmarkEnd w:id="91"/>
+    <w:bookmarkStart w:id="92" w:name="основные-команды-mdadm-1"/>
+    <w:p>
+      <w:pPr>
+        <w:pStyle w:val="Heading1"/>
+      </w:pPr>
+      <w:r>
+        <w:t xml:space="preserve">Основные команды mdadm</w:t>
+      </w:r>
+    </w:p>
+    <w:tbl>
+      <w:tblPr>
+        <w:tblStyle w:val="Table"/>
+        <w:tblW w:type="auto" w:w="0"/>
+        <w:jc w:val="left"/>
+        <w:tblLook w:firstRow="1" w:lastRow="0" w:firstColumn="0" w:lastColumn="0" w:noHBand="0" w:noVBand="0" w:val="0020"/>
+      </w:tblPr>
+      <w:tblGrid>
+        <w:gridCol w:w="3960"/>
+        <w:gridCol w:w="3960"/>
+      </w:tblGrid>
+      <w:tr>
+        <w:trPr>
+          <w:tblHeader w:val="on"/>
+        </w:trPr>
+        <w:tc>
+          <w:tcPr/>
+          <w:p>
+            <w:pPr>
+              <w:pStyle w:val="Compact"/>
+              <w:jc w:val="left"/>
+            </w:pPr>
+            <w:r>
+              <w:t xml:space="preserve">Команда</w:t>
+            </w:r>
+          </w:p>
+        </w:tc>
+        <w:tc>
+          <w:tcPr/>
+          <w:p>
+            <w:pPr>
+              <w:pStyle w:val="Compact"/>
+              <w:jc w:val="left"/>
+            </w:pPr>
+            <w:r>
+              <w:t xml:space="preserve">Назначение</w:t>
+            </w:r>
+          </w:p>
+        </w:tc>
+      </w:tr>
+      <w:tr>
+        <w:tc>
+          <w:tcPr/>
+          <w:p>
+            <w:pPr>
+              <w:pStyle w:val="Compact"/>
+              <w:jc w:val="left"/>
+            </w:pPr>
+            <w:r>
+              <w:rPr>
+                <w:rStyle w:val="VerbatimChar"/>
+              </w:rPr>
+              <w:t xml:space="preserve">mdadm --create</w:t>
+            </w:r>
+          </w:p>
+        </w:tc>
+        <w:tc>
+          <w:tcPr/>
+          <w:p>
+            <w:pPr>
+              <w:pStyle w:val="Compact"/>
+              <w:jc w:val="left"/>
+            </w:pPr>
+            <w:r>
+              <w:t xml:space="preserve">Создание RAID-массива</w:t>
+            </w:r>
+          </w:p>
+        </w:tc>
+      </w:tr>
+      <w:tr>
+        <w:tc>
+          <w:tcPr/>
+          <w:p>
+            <w:pPr>
+              <w:pStyle w:val="Compact"/>
+              <w:jc w:val="left"/>
+            </w:pPr>
+            <w:r>
+              <w:rPr>
+                <w:rStyle w:val="VerbatimChar"/>
+              </w:rPr>
+              <w:t xml:space="preserve">mdadm --detail</w:t>
+            </w:r>
+          </w:p>
+        </w:tc>
+        <w:tc>
+          <w:tcPr/>
+          <w:p>
+            <w:pPr>
+              <w:pStyle w:val="Compact"/>
+              <w:jc w:val="left"/>
+            </w:pPr>
+            <w:r>
+              <w:t xml:space="preserve">Детальная информация</w:t>
+            </w:r>
+          </w:p>
+        </w:tc>
+      </w:tr>
+      <w:tr>
+        <w:tc>
+          <w:tcPr/>
+          <w:p>
+            <w:pPr>
+              <w:pStyle w:val="Compact"/>
+              <w:jc w:val="left"/>
+            </w:pPr>
+            <w:r>
+              <w:rPr>
+                <w:rStyle w:val="VerbatimChar"/>
+              </w:rPr>
+              <w:t xml:space="preserve">mdadm --manage --add</w:t>
+            </w:r>
+          </w:p>
+        </w:tc>
+        <w:tc>
+          <w:tcPr/>
+          <w:p>
+            <w:pPr>
+              <w:pStyle w:val="Compact"/>
+              <w:jc w:val="left"/>
+            </w:pPr>
+            <w:r>
+              <w:t xml:space="preserve">Добавление диска</w:t>
+            </w:r>
+          </w:p>
+        </w:tc>
+      </w:tr>
+      <w:tr>
+        <w:tc>
+          <w:tcPr/>
+          <w:p>
+            <w:pPr>
+              <w:pStyle w:val="Compact"/>
+              <w:jc w:val="left"/>
+            </w:pPr>
+            <w:r>
+              <w:rPr>
+                <w:rStyle w:val="VerbatimChar"/>
+              </w:rPr>
+              <w:t xml:space="preserve">mdadm --manage --fail</w:t>
+            </w:r>
+          </w:p>
+        </w:tc>
+        <w:tc>
+          <w:tcPr/>
+          <w:p>
+            <w:pPr>
+              <w:pStyle w:val="Compact"/>
+              <w:jc w:val="left"/>
+            </w:pPr>
+            <w:r>
+              <w:t xml:space="preserve">Пометка сбойного диска</w:t>
+            </w:r>
+          </w:p>
+        </w:tc>
+      </w:tr>
+      <w:tr>
+        <w:tc>
+          <w:tcPr/>
+          <w:p>
+            <w:pPr>
+              <w:pStyle w:val="Compact"/>
+              <w:jc w:val="left"/>
+            </w:pPr>
+            <w:r>
+              <w:rPr>
+                <w:rStyle w:val="VerbatimChar"/>
+              </w:rPr>
+              <w:t xml:space="preserve">mdadm --manage --remove</w:t>
+            </w:r>
+          </w:p>
+        </w:tc>
+        <w:tc>
+          <w:tcPr/>
+          <w:p>
+            <w:pPr>
+              <w:pStyle w:val="Compact"/>
+              <w:jc w:val="left"/>
+            </w:pPr>
+            <w:r>
+              <w:t xml:space="preserve">Удаление диска</w:t>
+            </w:r>
+          </w:p>
+        </w:tc>
+      </w:tr>
+      <w:tr>
+        <w:tc>
+          <w:tcPr/>
+          <w:p>
+            <w:pPr>
+              <w:pStyle w:val="Compact"/>
+              <w:jc w:val="left"/>
+            </w:pPr>
+            <w:r>
+              <w:rPr>
+                <w:rStyle w:val="VerbatimChar"/>
+              </w:rPr>
+              <w:t xml:space="preserve">mdadm --stop</w:t>
+            </w:r>
+          </w:p>
+        </w:tc>
+        <w:tc>
+          <w:tcPr/>
+          <w:p>
+            <w:pPr>
+              <w:pStyle w:val="Compact"/>
+              <w:jc w:val="left"/>
+            </w:pPr>
+            <w:r>
+              <w:t xml:space="preserve">Остановка массива</w:t>
+            </w:r>
+          </w:p>
+        </w:tc>
+      </w:tr>
+      <w:tr>
+        <w:tc>
+          <w:tcPr/>
+          <w:p>
+            <w:pPr>
+              <w:pStyle w:val="Compact"/>
+              <w:jc w:val="left"/>
+            </w:pPr>
+            <w:r>
+              <w:rPr>
+                <w:rStyle w:val="VerbatimChar"/>
+              </w:rPr>
+              <w:t xml:space="preserve">mdadm --assemble</w:t>
+            </w:r>
+          </w:p>
+        </w:tc>
+        <w:tc>
+          <w:tcPr/>
+          <w:p>
+            <w:pPr>
+              <w:pStyle w:val="Compact"/>
+              <w:jc w:val="left"/>
+            </w:pPr>
+            <w:r>
+              <w:t xml:space="preserve">Сборка массива</w:t>
+            </w:r>
+          </w:p>
+        </w:tc>
+      </w:tr>
+      <w:tr>
+        <w:tc>
+          <w:tcPr/>
+          <w:p>
+            <w:pPr>
+              <w:pStyle w:val="Compact"/>
+              <w:jc w:val="left"/>
+            </w:pPr>
+            <w:r>
+              <w:rPr>
+                <w:rStyle w:val="VerbatimChar"/>
+              </w:rPr>
+              <w:t xml:space="preserve">cat /proc/mdstat</w:t>
+            </w:r>
+          </w:p>
+        </w:tc>
+        <w:tc>
+          <w:tcPr/>
+          <w:p>
+            <w:pPr>
+              <w:pStyle w:val="Compact"/>
+              <w:jc w:val="left"/>
+            </w:pPr>
+            <w:r>
+              <w:t xml:space="preserve">Просмотр состояния</w:t>
+            </w:r>
+          </w:p>
+        </w:tc>
+      </w:tr>
+    </w:tbl>
+    <w:bookmarkEnd w:id="92"/>
+    <w:bookmarkStart w:id="93" w:name="вывод"/>
+    <w:p>
+      <w:pPr>
+        <w:pStyle w:val="Heading1"/>
+      </w:pPr>
+      <w:r>
         <w:t xml:space="preserve">Вывод</w:t>
       </w:r>
     </w:p>
@@ -2391,7 +3450,7 @@
         <w:pStyle w:val="FirstParagraph"/>
       </w:pPr>
       <w:r>
-        <w:t xml:space="preserve">В ходе выполнения лабораторной работы были изучены основы управления процессами в ОС Linux. Получены практические навыки мониторинга процессов с помощью команд</w:t>
+        <w:t xml:space="preserve">В ходе выполнения лабораторной работы были изучены методы управления программными RAID-массивами в Linux с использованием утилиты</w:t>
       </w:r>
       <w:r>
         <w:t xml:space="preserve"> </w:t>
@@ -2400,10 +3459,10 @@
         <w:rPr>
           <w:rStyle w:val="VerbatimChar"/>
         </w:rPr>
-        <w:t xml:space="preserve">ps</w:t>
-      </w:r>
-      <w:r>
-        <w:t xml:space="preserve">,</w:t>
+        <w:t xml:space="preserve">mdadm</w:t>
+      </w:r>
+      <w:r>
+        <w:t xml:space="preserve">. Получены практические навыки создания различных уровней RAID (0, 1, 5, 10) с помощью команды</w:t>
       </w:r>
       <w:r>
         <w:t xml:space="preserve"> </w:t>
@@ -2412,10 +3471,10 @@
         <w:rPr>
           <w:rStyle w:val="VerbatimChar"/>
         </w:rPr>
-        <w:t xml:space="preserve">top</w:t>
-      </w:r>
-      <w:r>
-        <w:t xml:space="preserve">,</w:t>
+        <w:t xml:space="preserve">mdadm --create</w:t>
+      </w:r>
+      <w:r>
+        <w:t xml:space="preserve">. Освоены методы мониторинга состояния массивов через</w:t>
       </w:r>
       <w:r>
         <w:t xml:space="preserve"> </w:t>
@@ -2424,10 +3483,13 @@
         <w:rPr>
           <w:rStyle w:val="VerbatimChar"/>
         </w:rPr>
-        <w:t xml:space="preserve">pstree</w:t>
-      </w:r>
-      <w:r>
-        <w:t xml:space="preserve">, управления фоновыми задачами через</w:t>
+        <w:t xml:space="preserve">/proc/mdstat</w:t>
+      </w:r>
+      <w:r>
+        <w:t xml:space="preserve"> </w:t>
+      </w:r>
+      <w:r>
+        <w:t xml:space="preserve">и</w:t>
       </w:r>
       <w:r>
         <w:t xml:space="preserve"> </w:t>
@@ -2436,10 +3498,10 @@
         <w:rPr>
           <w:rStyle w:val="VerbatimChar"/>
         </w:rPr>
-        <w:t xml:space="preserve">jobs</w:t>
-      </w:r>
-      <w:r>
-        <w:t xml:space="preserve">,</w:t>
+        <w:t xml:space="preserve">mdadm --detail</w:t>
+      </w:r>
+      <w:r>
+        <w:t xml:space="preserve">. Изучены процедуры обслуживания RAID, включая добавление запасных дисков, имитацию сбоев с помощью</w:t>
       </w:r>
       <w:r>
         <w:t xml:space="preserve"> </w:t>
@@ -2448,106 +3510,13 @@
         <w:rPr>
           <w:rStyle w:val="VerbatimChar"/>
         </w:rPr>
-        <w:t xml:space="preserve">fg</w:t>
-      </w:r>
-      <w:r>
-        <w:t xml:space="preserve">,</w:t>
-      </w:r>
-      <w:r>
-        <w:t xml:space="preserve"> </w:t>
-      </w:r>
-      <w:r>
-        <w:rPr>
-          <w:rStyle w:val="VerbatimChar"/>
-        </w:rPr>
-        <w:t xml:space="preserve">bg</w:t>
-      </w:r>
-      <w:r>
-        <w:t xml:space="preserve">, отправки сигналов с помощью</w:t>
-      </w:r>
-      <w:r>
-        <w:t xml:space="preserve"> </w:t>
-      </w:r>
-      <w:r>
-        <w:rPr>
-          <w:rStyle w:val="VerbatimChar"/>
-        </w:rPr>
-        <w:t xml:space="preserve">kill</w:t>
-      </w:r>
-      <w:r>
-        <w:t xml:space="preserve"> </w:t>
-      </w:r>
-      <w:r>
-        <w:t xml:space="preserve">и</w:t>
-      </w:r>
-      <w:r>
-        <w:t xml:space="preserve"> </w:t>
-      </w:r>
-      <w:r>
-        <w:rPr>
-          <w:rStyle w:val="VerbatimChar"/>
-        </w:rPr>
-        <w:t xml:space="preserve">pkill</w:t>
-      </w:r>
-      <w:r>
-        <w:t xml:space="preserve">, а также изменения приоритетов процессов через</w:t>
-      </w:r>
-      <w:r>
-        <w:t xml:space="preserve"> </w:t>
-      </w:r>
-      <w:r>
-        <w:rPr>
-          <w:rStyle w:val="VerbatimChar"/>
-        </w:rPr>
-        <w:t xml:space="preserve">nice</w:t>
-      </w:r>
-      <w:r>
-        <w:t xml:space="preserve"> </w:t>
-      </w:r>
-      <w:r>
-        <w:t xml:space="preserve">и</w:t>
-      </w:r>
-      <w:r>
-        <w:t xml:space="preserve"> </w:t>
-      </w:r>
-      <w:r>
-        <w:rPr>
-          <w:rStyle w:val="VerbatimChar"/>
-        </w:rPr>
-        <w:t xml:space="preserve">renice</w:t>
-      </w:r>
-      <w:r>
-        <w:t xml:space="preserve">. Особое внимание уделено созданию тестовой нагрузки с помощью команд</w:t>
-      </w:r>
-      <w:r>
-        <w:t xml:space="preserve"> </w:t>
-      </w:r>
-      <w:r>
-        <w:rPr>
-          <w:rStyle w:val="VerbatimChar"/>
-        </w:rPr>
-        <w:t xml:space="preserve">dd</w:t>
-      </w:r>
-      <w:r>
-        <w:t xml:space="preserve"> </w:t>
-      </w:r>
-      <w:r>
-        <w:t xml:space="preserve">и</w:t>
-      </w:r>
-      <w:r>
-        <w:t xml:space="preserve"> </w:t>
-      </w:r>
-      <w:r>
-        <w:rPr>
-          <w:rStyle w:val="VerbatimChar"/>
-        </w:rPr>
-        <w:t xml:space="preserve">sleep</w:t>
-      </w:r>
-      <w:r>
-        <w:t xml:space="preserve">, что позволяет моделировать различные сценарии работы системы. Полученные знания являются основой для эффективного администрирования Linux-систем и оптимизации их производительности.</w:t>
-      </w:r>
-    </w:p>
-    <w:bookmarkEnd w:id="88"/>
+        <w:t xml:space="preserve">--fail</w:t>
+      </w:r>
+      <w:r>
+        <w:t xml:space="preserve">, удаление сбойных дисков и добавление новых. Получены навыки наблюдения за процессом восстановления (rebuild) после замены дисков. Освоены методы остановки и сборки RAID-массивов. Полученные знания позволяют эффективно использовать программный RAID для обеспечения отказоустойчивости и производительности систем хранения данных в Linux.</w:t>
+      </w:r>
+    </w:p>
+    <w:bookmarkEnd w:id="93"/>
     <w:sectPr/>
   </w:body>
 </w:document>
@@ -2815,11 +3784,11 @@
       </w:pPr>
     </w:lvl>
   </w:abstractNum>
-  <w:abstractNum w:abstractNumId="99417">
-    <w:nsid w:val="00A99417"/>
+  <w:abstractNum w:abstractNumId="99416">
+    <w:nsid w:val="00A99416"/>
     <w:multiLevelType w:val="multilevel"/>
     <w:lvl w:ilvl="0">
-      <w:start w:val="7"/>
+      <w:start w:val="6"/>
       <w:numFmt w:val="decimal"/>
       <w:lvlText w:val="%1."/>
       <w:lvlJc w:val="left"/>
@@ -2828,7 +3797,7 @@
       </w:pPr>
     </w:lvl>
     <w:lvl w:ilvl="1">
-      <w:start w:val="7"/>
+      <w:start w:val="6"/>
       <w:numFmt w:val="decimal"/>
       <w:lvlText w:val="%2."/>
       <w:lvlJc w:val="left"/>
@@ -2837,7 +3806,7 @@
       </w:pPr>
     </w:lvl>
     <w:lvl w:ilvl="2">
-      <w:start w:val="7"/>
+      <w:start w:val="6"/>
       <w:numFmt w:val="decimal"/>
       <w:lvlText w:val="%3."/>
       <w:lvlJc w:val="left"/>
@@ -2846,7 +3815,7 @@
       </w:pPr>
     </w:lvl>
     <w:lvl w:ilvl="3">
-      <w:start w:val="7"/>
+      <w:start w:val="6"/>
       <w:numFmt w:val="decimal"/>
       <w:lvlText w:val="%4."/>
       <w:lvlJc w:val="left"/>
@@ -2855,7 +3824,7 @@
       </w:pPr>
     </w:lvl>
     <w:lvl w:ilvl="4">
-      <w:start w:val="7"/>
+      <w:start w:val="6"/>
       <w:numFmt w:val="decimal"/>
       <w:lvlText w:val="%5."/>
       <w:lvlJc w:val="left"/>
@@ -2864,7 +3833,7 @@
       </w:pPr>
     </w:lvl>
     <w:lvl w:ilvl="5">
-      <w:start w:val="7"/>
+      <w:start w:val="6"/>
       <w:numFmt w:val="decimal"/>
       <w:lvlText w:val="%6."/>
       <w:lvlJc w:val="left"/>
@@ -2873,7 +3842,7 @@
       </w:pPr>
     </w:lvl>
     <w:lvl w:ilvl="6">
-      <w:start w:val="7"/>
+      <w:start w:val="6"/>
       <w:numFmt w:val="decimal"/>
       <w:lvlText w:val="%7."/>
       <w:lvlJc w:val="left"/>
@@ -2882,7 +3851,7 @@
       </w:pPr>
     </w:lvl>
     <w:lvl w:ilvl="7">
-      <w:start w:val="7"/>
+      <w:start w:val="6"/>
       <w:numFmt w:val="decimal"/>
       <w:lvlText w:val="%8."/>
       <w:lvlJc w:val="left"/>
@@ -2891,262 +3860,7 @@
       </w:pPr>
     </w:lvl>
     <w:lvl w:ilvl="8">
-      <w:start w:val="7"/>
-      <w:numFmt w:val="decimal"/>
-      <w:lvlText w:val="%9."/>
-      <w:lvlJc w:val="left"/>
-      <w:pPr>
-        <w:ind w:left="6480" w:hanging="480"/>
-      </w:pPr>
-    </w:lvl>
-  </w:abstractNum>
-  <w:abstractNum w:abstractNumId="99419">
-    <w:nsid w:val="00A99419"/>
-    <w:multiLevelType w:val="multilevel"/>
-    <w:lvl w:ilvl="0">
-      <w:start w:val="9"/>
-      <w:numFmt w:val="decimal"/>
-      <w:lvlText w:val="%1."/>
-      <w:lvlJc w:val="left"/>
-      <w:pPr>
-        <w:ind w:left="720" w:hanging="480"/>
-      </w:pPr>
-    </w:lvl>
-    <w:lvl w:ilvl="1">
-      <w:start w:val="9"/>
-      <w:numFmt w:val="decimal"/>
-      <w:lvlText w:val="%2."/>
-      <w:lvlJc w:val="left"/>
-      <w:pPr>
-        <w:ind w:left="1440" w:hanging="480"/>
-      </w:pPr>
-    </w:lvl>
-    <w:lvl w:ilvl="2">
-      <w:start w:val="9"/>
-      <w:numFmt w:val="decimal"/>
-      <w:lvlText w:val="%3."/>
-      <w:lvlJc w:val="left"/>
-      <w:pPr>
-        <w:ind w:left="2160" w:hanging="480"/>
-      </w:pPr>
-    </w:lvl>
-    <w:lvl w:ilvl="3">
-      <w:start w:val="9"/>
-      <w:numFmt w:val="decimal"/>
-      <w:lvlText w:val="%4."/>
-      <w:lvlJc w:val="left"/>
-      <w:pPr>
-        <w:ind w:left="2880" w:hanging="480"/>
-      </w:pPr>
-    </w:lvl>
-    <w:lvl w:ilvl="4">
-      <w:start w:val="9"/>
-      <w:numFmt w:val="decimal"/>
-      <w:lvlText w:val="%5."/>
-      <w:lvlJc w:val="left"/>
-      <w:pPr>
-        <w:ind w:left="3600" w:hanging="480"/>
-      </w:pPr>
-    </w:lvl>
-    <w:lvl w:ilvl="5">
-      <w:start w:val="9"/>
-      <w:numFmt w:val="decimal"/>
-      <w:lvlText w:val="%6."/>
-      <w:lvlJc w:val="left"/>
-      <w:pPr>
-        <w:ind w:left="4320" w:hanging="480"/>
-      </w:pPr>
-    </w:lvl>
-    <w:lvl w:ilvl="6">
-      <w:start w:val="9"/>
-      <w:numFmt w:val="decimal"/>
-      <w:lvlText w:val="%7."/>
-      <w:lvlJc w:val="left"/>
-      <w:pPr>
-        <w:ind w:left="5040" w:hanging="480"/>
-      </w:pPr>
-    </w:lvl>
-    <w:lvl w:ilvl="7">
-      <w:start w:val="9"/>
-      <w:numFmt w:val="decimal"/>
-      <w:lvlText w:val="%8."/>
-      <w:lvlJc w:val="left"/>
-      <w:pPr>
-        <w:ind w:left="5760" w:hanging="480"/>
-      </w:pPr>
-    </w:lvl>
-    <w:lvl w:ilvl="8">
-      <w:start w:val="9"/>
-      <w:numFmt w:val="decimal"/>
-      <w:lvlText w:val="%9."/>
-      <w:lvlJc w:val="left"/>
-      <w:pPr>
-        <w:ind w:left="6480" w:hanging="480"/>
-      </w:pPr>
-    </w:lvl>
-  </w:abstractNum>
-  <w:abstractNum w:abstractNumId="994110">
-    <w:nsid w:val="0A994110"/>
-    <w:multiLevelType w:val="multilevel"/>
-    <w:lvl w:ilvl="0">
-      <w:start w:val="10"/>
-      <w:numFmt w:val="decimal"/>
-      <w:lvlText w:val="%1."/>
-      <w:lvlJc w:val="left"/>
-      <w:pPr>
-        <w:ind w:left="720" w:hanging="480"/>
-      </w:pPr>
-    </w:lvl>
-    <w:lvl w:ilvl="1">
-      <w:start w:val="10"/>
-      <w:numFmt w:val="decimal"/>
-      <w:lvlText w:val="%2."/>
-      <w:lvlJc w:val="left"/>
-      <w:pPr>
-        <w:ind w:left="1440" w:hanging="480"/>
-      </w:pPr>
-    </w:lvl>
-    <w:lvl w:ilvl="2">
-      <w:start w:val="10"/>
-      <w:numFmt w:val="decimal"/>
-      <w:lvlText w:val="%3."/>
-      <w:lvlJc w:val="left"/>
-      <w:pPr>
-        <w:ind w:left="2160" w:hanging="480"/>
-      </w:pPr>
-    </w:lvl>
-    <w:lvl w:ilvl="3">
-      <w:start w:val="10"/>
-      <w:numFmt w:val="decimal"/>
-      <w:lvlText w:val="%4."/>
-      <w:lvlJc w:val="left"/>
-      <w:pPr>
-        <w:ind w:left="2880" w:hanging="480"/>
-      </w:pPr>
-    </w:lvl>
-    <w:lvl w:ilvl="4">
-      <w:start w:val="10"/>
-      <w:numFmt w:val="decimal"/>
-      <w:lvlText w:val="%5."/>
-      <w:lvlJc w:val="left"/>
-      <w:pPr>
-        <w:ind w:left="3600" w:hanging="480"/>
-      </w:pPr>
-    </w:lvl>
-    <w:lvl w:ilvl="5">
-      <w:start w:val="10"/>
-      <w:numFmt w:val="decimal"/>
-      <w:lvlText w:val="%6."/>
-      <w:lvlJc w:val="left"/>
-      <w:pPr>
-        <w:ind w:left="4320" w:hanging="480"/>
-      </w:pPr>
-    </w:lvl>
-    <w:lvl w:ilvl="6">
-      <w:start w:val="10"/>
-      <w:numFmt w:val="decimal"/>
-      <w:lvlText w:val="%7."/>
-      <w:lvlJc w:val="left"/>
-      <w:pPr>
-        <w:ind w:left="5040" w:hanging="480"/>
-      </w:pPr>
-    </w:lvl>
-    <w:lvl w:ilvl="7">
-      <w:start w:val="10"/>
-      <w:numFmt w:val="decimal"/>
-      <w:lvlText w:val="%8."/>
-      <w:lvlJc w:val="left"/>
-      <w:pPr>
-        <w:ind w:left="5760" w:hanging="480"/>
-      </w:pPr>
-    </w:lvl>
-    <w:lvl w:ilvl="8">
-      <w:start w:val="10"/>
-      <w:numFmt w:val="decimal"/>
-      <w:lvlText w:val="%9."/>
-      <w:lvlJc w:val="left"/>
-      <w:pPr>
-        <w:ind w:left="6480" w:hanging="480"/>
-      </w:pPr>
-    </w:lvl>
-  </w:abstractNum>
-  <w:abstractNum w:abstractNumId="994111">
-    <w:nsid w:val="0A994111"/>
-    <w:multiLevelType w:val="multilevel"/>
-    <w:lvl w:ilvl="0">
-      <w:start w:val="11"/>
-      <w:numFmt w:val="decimal"/>
-      <w:lvlText w:val="%1."/>
-      <w:lvlJc w:val="left"/>
-      <w:pPr>
-        <w:ind w:left="720" w:hanging="480"/>
-      </w:pPr>
-    </w:lvl>
-    <w:lvl w:ilvl="1">
-      <w:start w:val="11"/>
-      <w:numFmt w:val="decimal"/>
-      <w:lvlText w:val="%2."/>
-      <w:lvlJc w:val="left"/>
-      <w:pPr>
-        <w:ind w:left="1440" w:hanging="480"/>
-      </w:pPr>
-    </w:lvl>
-    <w:lvl w:ilvl="2">
-      <w:start w:val="11"/>
-      <w:numFmt w:val="decimal"/>
-      <w:lvlText w:val="%3."/>
-      <w:lvlJc w:val="left"/>
-      <w:pPr>
-        <w:ind w:left="2160" w:hanging="480"/>
-      </w:pPr>
-    </w:lvl>
-    <w:lvl w:ilvl="3">
-      <w:start w:val="11"/>
-      <w:numFmt w:val="decimal"/>
-      <w:lvlText w:val="%4."/>
-      <w:lvlJc w:val="left"/>
-      <w:pPr>
-        <w:ind w:left="2880" w:hanging="480"/>
-      </w:pPr>
-    </w:lvl>
-    <w:lvl w:ilvl="4">
-      <w:start w:val="11"/>
-      <w:numFmt w:val="decimal"/>
-      <w:lvlText w:val="%5."/>
-      <w:lvlJc w:val="left"/>
-      <w:pPr>
-        <w:ind w:left="3600" w:hanging="480"/>
-      </w:pPr>
-    </w:lvl>
-    <w:lvl w:ilvl="5">
-      <w:start w:val="11"/>
-      <w:numFmt w:val="decimal"/>
-      <w:lvlText w:val="%6."/>
-      <w:lvlJc w:val="left"/>
-      <w:pPr>
-        <w:ind w:left="4320" w:hanging="480"/>
-      </w:pPr>
-    </w:lvl>
-    <w:lvl w:ilvl="6">
-      <w:start w:val="11"/>
-      <w:numFmt w:val="decimal"/>
-      <w:lvlText w:val="%7."/>
-      <w:lvlJc w:val="left"/>
-      <w:pPr>
-        <w:ind w:left="5040" w:hanging="480"/>
-      </w:pPr>
-    </w:lvl>
-    <w:lvl w:ilvl="7">
-      <w:start w:val="11"/>
-      <w:numFmt w:val="decimal"/>
-      <w:lvlText w:val="%8."/>
-      <w:lvlJc w:val="left"/>
-      <w:pPr>
-        <w:ind w:left="5760" w:hanging="480"/>
-      </w:pPr>
-    </w:lvl>
-    <w:lvl w:ilvl="8">
-      <w:start w:val="11"/>
+      <w:start w:val="6"/>
       <w:numFmt w:val="decimal"/>
       <w:lvlText w:val="%9."/>
       <w:lvlJc w:val="left"/>
@@ -3240,176 +3954,6 @@
       </w:pPr>
     </w:lvl>
   </w:abstractNum>
-  <w:abstractNum w:abstractNumId="994113">
-    <w:nsid w:val="0A994113"/>
-    <w:multiLevelType w:val="multilevel"/>
-    <w:lvl w:ilvl="0">
-      <w:start w:val="13"/>
-      <w:numFmt w:val="decimal"/>
-      <w:lvlText w:val="%1."/>
-      <w:lvlJc w:val="left"/>
-      <w:pPr>
-        <w:ind w:left="720" w:hanging="480"/>
-      </w:pPr>
-    </w:lvl>
-    <w:lvl w:ilvl="1">
-      <w:start w:val="13"/>
-      <w:numFmt w:val="decimal"/>
-      <w:lvlText w:val="%2."/>
-      <w:lvlJc w:val="left"/>
-      <w:pPr>
-        <w:ind w:left="1440" w:hanging="480"/>
-      </w:pPr>
-    </w:lvl>
-    <w:lvl w:ilvl="2">
-      <w:start w:val="13"/>
-      <w:numFmt w:val="decimal"/>
-      <w:lvlText w:val="%3."/>
-      <w:lvlJc w:val="left"/>
-      <w:pPr>
-        <w:ind w:left="2160" w:hanging="480"/>
-      </w:pPr>
-    </w:lvl>
-    <w:lvl w:ilvl="3">
-      <w:start w:val="13"/>
-      <w:numFmt w:val="decimal"/>
-      <w:lvlText w:val="%4."/>
-      <w:lvlJc w:val="left"/>
-      <w:pPr>
-        <w:ind w:left="2880" w:hanging="480"/>
-      </w:pPr>
-    </w:lvl>
-    <w:lvl w:ilvl="4">
-      <w:start w:val="13"/>
-      <w:numFmt w:val="decimal"/>
-      <w:lvlText w:val="%5."/>
-      <w:lvlJc w:val="left"/>
-      <w:pPr>
-        <w:ind w:left="3600" w:hanging="480"/>
-      </w:pPr>
-    </w:lvl>
-    <w:lvl w:ilvl="5">
-      <w:start w:val="13"/>
-      <w:numFmt w:val="decimal"/>
-      <w:lvlText w:val="%6."/>
-      <w:lvlJc w:val="left"/>
-      <w:pPr>
-        <w:ind w:left="4320" w:hanging="480"/>
-      </w:pPr>
-    </w:lvl>
-    <w:lvl w:ilvl="6">
-      <w:start w:val="13"/>
-      <w:numFmt w:val="decimal"/>
-      <w:lvlText w:val="%7."/>
-      <w:lvlJc w:val="left"/>
-      <w:pPr>
-        <w:ind w:left="5040" w:hanging="480"/>
-      </w:pPr>
-    </w:lvl>
-    <w:lvl w:ilvl="7">
-      <w:start w:val="13"/>
-      <w:numFmt w:val="decimal"/>
-      <w:lvlText w:val="%8."/>
-      <w:lvlJc w:val="left"/>
-      <w:pPr>
-        <w:ind w:left="5760" w:hanging="480"/>
-      </w:pPr>
-    </w:lvl>
-    <w:lvl w:ilvl="8">
-      <w:start w:val="13"/>
-      <w:numFmt w:val="decimal"/>
-      <w:lvlText w:val="%9."/>
-      <w:lvlJc w:val="left"/>
-      <w:pPr>
-        <w:ind w:left="6480" w:hanging="480"/>
-      </w:pPr>
-    </w:lvl>
-  </w:abstractNum>
-  <w:abstractNum w:abstractNumId="994114">
-    <w:nsid w:val="0A994114"/>
-    <w:multiLevelType w:val="multilevel"/>
-    <w:lvl w:ilvl="0">
-      <w:start w:val="14"/>
-      <w:numFmt w:val="decimal"/>
-      <w:lvlText w:val="%1."/>
-      <w:lvlJc w:val="left"/>
-      <w:pPr>
-        <w:ind w:left="720" w:hanging="480"/>
-      </w:pPr>
-    </w:lvl>
-    <w:lvl w:ilvl="1">
-      <w:start w:val="14"/>
-      <w:numFmt w:val="decimal"/>
-      <w:lvlText w:val="%2."/>
-      <w:lvlJc w:val="left"/>
-      <w:pPr>
-        <w:ind w:left="1440" w:hanging="480"/>
-      </w:pPr>
-    </w:lvl>
-    <w:lvl w:ilvl="2">
-      <w:start w:val="14"/>
-      <w:numFmt w:val="decimal"/>
-      <w:lvlText w:val="%3."/>
-      <w:lvlJc w:val="left"/>
-      <w:pPr>
-        <w:ind w:left="2160" w:hanging="480"/>
-      </w:pPr>
-    </w:lvl>
-    <w:lvl w:ilvl="3">
-      <w:start w:val="14"/>
-      <w:numFmt w:val="decimal"/>
-      <w:lvlText w:val="%4."/>
-      <w:lvlJc w:val="left"/>
-      <w:pPr>
-        <w:ind w:left="2880" w:hanging="480"/>
-      </w:pPr>
-    </w:lvl>
-    <w:lvl w:ilvl="4">
-      <w:start w:val="14"/>
-      <w:numFmt w:val="decimal"/>
-      <w:lvlText w:val="%5."/>
-      <w:lvlJc w:val="left"/>
-      <w:pPr>
-        <w:ind w:left="3600" w:hanging="480"/>
-      </w:pPr>
-    </w:lvl>
-    <w:lvl w:ilvl="5">
-      <w:start w:val="14"/>
-      <w:numFmt w:val="decimal"/>
-      <w:lvlText w:val="%6."/>
-      <w:lvlJc w:val="left"/>
-      <w:pPr>
-        <w:ind w:left="4320" w:hanging="480"/>
-      </w:pPr>
-    </w:lvl>
-    <w:lvl w:ilvl="6">
-      <w:start w:val="14"/>
-      <w:numFmt w:val="decimal"/>
-      <w:lvlText w:val="%7."/>
-      <w:lvlJc w:val="left"/>
-      <w:pPr>
-        <w:ind w:left="5040" w:hanging="480"/>
-      </w:pPr>
-    </w:lvl>
-    <w:lvl w:ilvl="7">
-      <w:start w:val="14"/>
-      <w:numFmt w:val="decimal"/>
-      <w:lvlText w:val="%8."/>
-      <w:lvlJc w:val="left"/>
-      <w:pPr>
-        <w:ind w:left="5760" w:hanging="480"/>
-      </w:pPr>
-    </w:lvl>
-    <w:lvl w:ilvl="8">
-      <w:start w:val="14"/>
-      <w:numFmt w:val="decimal"/>
-      <w:lvlText w:val="%9."/>
-      <w:lvlJc w:val="left"/>
-      <w:pPr>
-        <w:ind w:left="6480" w:hanging="480"/>
-      </w:pPr>
-    </w:lvl>
-  </w:abstractNum>
   <w:abstractNum w:abstractNumId="994115">
     <w:nsid w:val="0A994115"/>
     <w:multiLevelType w:val="multilevel"/>
@@ -3487,346 +4031,6 @@
     </w:lvl>
     <w:lvl w:ilvl="8">
       <w:start w:val="15"/>
-      <w:numFmt w:val="decimal"/>
-      <w:lvlText w:val="%9."/>
-      <w:lvlJc w:val="left"/>
-      <w:pPr>
-        <w:ind w:left="6480" w:hanging="480"/>
-      </w:pPr>
-    </w:lvl>
-  </w:abstractNum>
-  <w:abstractNum w:abstractNumId="994116">
-    <w:nsid w:val="0A994116"/>
-    <w:multiLevelType w:val="multilevel"/>
-    <w:lvl w:ilvl="0">
-      <w:start w:val="16"/>
-      <w:numFmt w:val="decimal"/>
-      <w:lvlText w:val="%1."/>
-      <w:lvlJc w:val="left"/>
-      <w:pPr>
-        <w:ind w:left="720" w:hanging="480"/>
-      </w:pPr>
-    </w:lvl>
-    <w:lvl w:ilvl="1">
-      <w:start w:val="16"/>
-      <w:numFmt w:val="decimal"/>
-      <w:lvlText w:val="%2."/>
-      <w:lvlJc w:val="left"/>
-      <w:pPr>
-        <w:ind w:left="1440" w:hanging="480"/>
-      </w:pPr>
-    </w:lvl>
-    <w:lvl w:ilvl="2">
-      <w:start w:val="16"/>
-      <w:numFmt w:val="decimal"/>
-      <w:lvlText w:val="%3."/>
-      <w:lvlJc w:val="left"/>
-      <w:pPr>
-        <w:ind w:left="2160" w:hanging="480"/>
-      </w:pPr>
-    </w:lvl>
-    <w:lvl w:ilvl="3">
-      <w:start w:val="16"/>
-      <w:numFmt w:val="decimal"/>
-      <w:lvlText w:val="%4."/>
-      <w:lvlJc w:val="left"/>
-      <w:pPr>
-        <w:ind w:left="2880" w:hanging="480"/>
-      </w:pPr>
-    </w:lvl>
-    <w:lvl w:ilvl="4">
-      <w:start w:val="16"/>
-      <w:numFmt w:val="decimal"/>
-      <w:lvlText w:val="%5."/>
-      <w:lvlJc w:val="left"/>
-      <w:pPr>
-        <w:ind w:left="3600" w:hanging="480"/>
-      </w:pPr>
-    </w:lvl>
-    <w:lvl w:ilvl="5">
-      <w:start w:val="16"/>
-      <w:numFmt w:val="decimal"/>
-      <w:lvlText w:val="%6."/>
-      <w:lvlJc w:val="left"/>
-      <w:pPr>
-        <w:ind w:left="4320" w:hanging="480"/>
-      </w:pPr>
-    </w:lvl>
-    <w:lvl w:ilvl="6">
-      <w:start w:val="16"/>
-      <w:numFmt w:val="decimal"/>
-      <w:lvlText w:val="%7."/>
-      <w:lvlJc w:val="left"/>
-      <w:pPr>
-        <w:ind w:left="5040" w:hanging="480"/>
-      </w:pPr>
-    </w:lvl>
-    <w:lvl w:ilvl="7">
-      <w:start w:val="16"/>
-      <w:numFmt w:val="decimal"/>
-      <w:lvlText w:val="%8."/>
-      <w:lvlJc w:val="left"/>
-      <w:pPr>
-        <w:ind w:left="5760" w:hanging="480"/>
-      </w:pPr>
-    </w:lvl>
-    <w:lvl w:ilvl="8">
-      <w:start w:val="16"/>
-      <w:numFmt w:val="decimal"/>
-      <w:lvlText w:val="%9."/>
-      <w:lvlJc w:val="left"/>
-      <w:pPr>
-        <w:ind w:left="6480" w:hanging="480"/>
-      </w:pPr>
-    </w:lvl>
-  </w:abstractNum>
-  <w:abstractNum w:abstractNumId="994117">
-    <w:nsid w:val="0A994117"/>
-    <w:multiLevelType w:val="multilevel"/>
-    <w:lvl w:ilvl="0">
-      <w:start w:val="17"/>
-      <w:numFmt w:val="decimal"/>
-      <w:lvlText w:val="%1."/>
-      <w:lvlJc w:val="left"/>
-      <w:pPr>
-        <w:ind w:left="720" w:hanging="480"/>
-      </w:pPr>
-    </w:lvl>
-    <w:lvl w:ilvl="1">
-      <w:start w:val="17"/>
-      <w:numFmt w:val="decimal"/>
-      <w:lvlText w:val="%2."/>
-      <w:lvlJc w:val="left"/>
-      <w:pPr>
-        <w:ind w:left="1440" w:hanging="480"/>
-      </w:pPr>
-    </w:lvl>
-    <w:lvl w:ilvl="2">
-      <w:start w:val="17"/>
-      <w:numFmt w:val="decimal"/>
-      <w:lvlText w:val="%3."/>
-      <w:lvlJc w:val="left"/>
-      <w:pPr>
-        <w:ind w:left="2160" w:hanging="480"/>
-      </w:pPr>
-    </w:lvl>
-    <w:lvl w:ilvl="3">
-      <w:start w:val="17"/>
-      <w:numFmt w:val="decimal"/>
-      <w:lvlText w:val="%4."/>
-      <w:lvlJc w:val="left"/>
-      <w:pPr>
-        <w:ind w:left="2880" w:hanging="480"/>
-      </w:pPr>
-    </w:lvl>
-    <w:lvl w:ilvl="4">
-      <w:start w:val="17"/>
-      <w:numFmt w:val="decimal"/>
-      <w:lvlText w:val="%5."/>
-      <w:lvlJc w:val="left"/>
-      <w:pPr>
-        <w:ind w:left="3600" w:hanging="480"/>
-      </w:pPr>
-    </w:lvl>
-    <w:lvl w:ilvl="5">
-      <w:start w:val="17"/>
-      <w:numFmt w:val="decimal"/>
-      <w:lvlText w:val="%6."/>
-      <w:lvlJc w:val="left"/>
-      <w:pPr>
-        <w:ind w:left="4320" w:hanging="480"/>
-      </w:pPr>
-    </w:lvl>
-    <w:lvl w:ilvl="6">
-      <w:start w:val="17"/>
-      <w:numFmt w:val="decimal"/>
-      <w:lvlText w:val="%7."/>
-      <w:lvlJc w:val="left"/>
-      <w:pPr>
-        <w:ind w:left="5040" w:hanging="480"/>
-      </w:pPr>
-    </w:lvl>
-    <w:lvl w:ilvl="7">
-      <w:start w:val="17"/>
-      <w:numFmt w:val="decimal"/>
-      <w:lvlText w:val="%8."/>
-      <w:lvlJc w:val="left"/>
-      <w:pPr>
-        <w:ind w:left="5760" w:hanging="480"/>
-      </w:pPr>
-    </w:lvl>
-    <w:lvl w:ilvl="8">
-      <w:start w:val="17"/>
-      <w:numFmt w:val="decimal"/>
-      <w:lvlText w:val="%9."/>
-      <w:lvlJc w:val="left"/>
-      <w:pPr>
-        <w:ind w:left="6480" w:hanging="480"/>
-      </w:pPr>
-    </w:lvl>
-  </w:abstractNum>
-  <w:abstractNum w:abstractNumId="994118">
-    <w:nsid w:val="0A994118"/>
-    <w:multiLevelType w:val="multilevel"/>
-    <w:lvl w:ilvl="0">
-      <w:start w:val="18"/>
-      <w:numFmt w:val="decimal"/>
-      <w:lvlText w:val="%1."/>
-      <w:lvlJc w:val="left"/>
-      <w:pPr>
-        <w:ind w:left="720" w:hanging="480"/>
-      </w:pPr>
-    </w:lvl>
-    <w:lvl w:ilvl="1">
-      <w:start w:val="18"/>
-      <w:numFmt w:val="decimal"/>
-      <w:lvlText w:val="%2."/>
-      <w:lvlJc w:val="left"/>
-      <w:pPr>
-        <w:ind w:left="1440" w:hanging="480"/>
-      </w:pPr>
-    </w:lvl>
-    <w:lvl w:ilvl="2">
-      <w:start w:val="18"/>
-      <w:numFmt w:val="decimal"/>
-      <w:lvlText w:val="%3."/>
-      <w:lvlJc w:val="left"/>
-      <w:pPr>
-        <w:ind w:left="2160" w:hanging="480"/>
-      </w:pPr>
-    </w:lvl>
-    <w:lvl w:ilvl="3">
-      <w:start w:val="18"/>
-      <w:numFmt w:val="decimal"/>
-      <w:lvlText w:val="%4."/>
-      <w:lvlJc w:val="left"/>
-      <w:pPr>
-        <w:ind w:left="2880" w:hanging="480"/>
-      </w:pPr>
-    </w:lvl>
-    <w:lvl w:ilvl="4">
-      <w:start w:val="18"/>
-      <w:numFmt w:val="decimal"/>
-      <w:lvlText w:val="%5."/>
-      <w:lvlJc w:val="left"/>
-      <w:pPr>
-        <w:ind w:left="3600" w:hanging="480"/>
-      </w:pPr>
-    </w:lvl>
-    <w:lvl w:ilvl="5">
-      <w:start w:val="18"/>
-      <w:numFmt w:val="decimal"/>
-      <w:lvlText w:val="%6."/>
-      <w:lvlJc w:val="left"/>
-      <w:pPr>
-        <w:ind w:left="4320" w:hanging="480"/>
-      </w:pPr>
-    </w:lvl>
-    <w:lvl w:ilvl="6">
-      <w:start w:val="18"/>
-      <w:numFmt w:val="decimal"/>
-      <w:lvlText w:val="%7."/>
-      <w:lvlJc w:val="left"/>
-      <w:pPr>
-        <w:ind w:left="5040" w:hanging="480"/>
-      </w:pPr>
-    </w:lvl>
-    <w:lvl w:ilvl="7">
-      <w:start w:val="18"/>
-      <w:numFmt w:val="decimal"/>
-      <w:lvlText w:val="%8."/>
-      <w:lvlJc w:val="left"/>
-      <w:pPr>
-        <w:ind w:left="5760" w:hanging="480"/>
-      </w:pPr>
-    </w:lvl>
-    <w:lvl w:ilvl="8">
-      <w:start w:val="18"/>
-      <w:numFmt w:val="decimal"/>
-      <w:lvlText w:val="%9."/>
-      <w:lvlJc w:val="left"/>
-      <w:pPr>
-        <w:ind w:left="6480" w:hanging="480"/>
-      </w:pPr>
-    </w:lvl>
-  </w:abstractNum>
-  <w:abstractNum w:abstractNumId="994119">
-    <w:nsid w:val="0A994119"/>
-    <w:multiLevelType w:val="multilevel"/>
-    <w:lvl w:ilvl="0">
-      <w:start w:val="19"/>
-      <w:numFmt w:val="decimal"/>
-      <w:lvlText w:val="%1."/>
-      <w:lvlJc w:val="left"/>
-      <w:pPr>
-        <w:ind w:left="720" w:hanging="480"/>
-      </w:pPr>
-    </w:lvl>
-    <w:lvl w:ilvl="1">
-      <w:start w:val="19"/>
-      <w:numFmt w:val="decimal"/>
-      <w:lvlText w:val="%2."/>
-      <w:lvlJc w:val="left"/>
-      <w:pPr>
-        <w:ind w:left="1440" w:hanging="480"/>
-      </w:pPr>
-    </w:lvl>
-    <w:lvl w:ilvl="2">
-      <w:start w:val="19"/>
-      <w:numFmt w:val="decimal"/>
-      <w:lvlText w:val="%3."/>
-      <w:lvlJc w:val="left"/>
-      <w:pPr>
-        <w:ind w:left="2160" w:hanging="480"/>
-      </w:pPr>
-    </w:lvl>
-    <w:lvl w:ilvl="3">
-      <w:start w:val="19"/>
-      <w:numFmt w:val="decimal"/>
-      <w:lvlText w:val="%4."/>
-      <w:lvlJc w:val="left"/>
-      <w:pPr>
-        <w:ind w:left="2880" w:hanging="480"/>
-      </w:pPr>
-    </w:lvl>
-    <w:lvl w:ilvl="4">
-      <w:start w:val="19"/>
-      <w:numFmt w:val="decimal"/>
-      <w:lvlText w:val="%5."/>
-      <w:lvlJc w:val="left"/>
-      <w:pPr>
-        <w:ind w:left="3600" w:hanging="480"/>
-      </w:pPr>
-    </w:lvl>
-    <w:lvl w:ilvl="5">
-      <w:start w:val="19"/>
-      <w:numFmt w:val="decimal"/>
-      <w:lvlText w:val="%6."/>
-      <w:lvlJc w:val="left"/>
-      <w:pPr>
-        <w:ind w:left="4320" w:hanging="480"/>
-      </w:pPr>
-    </w:lvl>
-    <w:lvl w:ilvl="6">
-      <w:start w:val="19"/>
-      <w:numFmt w:val="decimal"/>
-      <w:lvlText w:val="%7."/>
-      <w:lvlJc w:val="left"/>
-      <w:pPr>
-        <w:ind w:left="5040" w:hanging="480"/>
-      </w:pPr>
-    </w:lvl>
-    <w:lvl w:ilvl="7">
-      <w:start w:val="19"/>
-      <w:numFmt w:val="decimal"/>
-      <w:lvlText w:val="%8."/>
-      <w:lvlJc w:val="left"/>
-      <w:pPr>
-        <w:ind w:left="5760" w:hanging="480"/>
-      </w:pPr>
-    </w:lvl>
-    <w:lvl w:ilvl="8">
-      <w:start w:val="19"/>
       <w:numFmt w:val="decimal"/>
       <w:lvlText w:val="%9."/>
       <w:lvlJc w:val="left"/>
@@ -3927,6 +4131,12 @@
     <w:abstractNumId w:val="991"/>
   </w:num>
   <w:num w:numId="1002">
+    <w:abstractNumId w:val="991"/>
+  </w:num>
+  <w:num w:numId="1003">
+    <w:abstractNumId w:val="991"/>
+  </w:num>
+  <w:num w:numId="1004">
     <w:abstractNumId w:val="99411"/>
     <w:lvlOverride w:ilvl="0">
       <w:startOverride w:val="1"/>
@@ -3956,127 +4166,37 @@
       <w:startOverride w:val="1"/>
     </w:lvlOverride>
   </w:num>
-  <w:num w:numId="1003">
-    <w:abstractNumId w:val="99417"/>
+  <w:num w:numId="1005">
+    <w:abstractNumId w:val="99416"/>
     <w:lvlOverride w:ilvl="0">
-      <w:startOverride w:val="7"/>
+      <w:startOverride w:val="6"/>
     </w:lvlOverride>
     <w:lvlOverride w:ilvl="1">
-      <w:startOverride w:val="7"/>
+      <w:startOverride w:val="6"/>
     </w:lvlOverride>
     <w:lvlOverride w:ilvl="2">
-      <w:startOverride w:val="7"/>
+      <w:startOverride w:val="6"/>
     </w:lvlOverride>
     <w:lvlOverride w:ilvl="3">
-      <w:startOverride w:val="7"/>
+      <w:startOverride w:val="6"/>
     </w:lvlOverride>
     <w:lvlOverride w:ilvl="4">
-      <w:startOverride w:val="7"/>
+      <w:startOverride w:val="6"/>
     </w:lvlOverride>
     <w:lvlOverride w:ilvl="5">
-      <w:startOverride w:val="7"/>
+      <w:startOverride w:val="6"/>
     </w:lvlOverride>
     <w:lvlOverride w:ilvl="6">
-      <w:startOverride w:val="7"/>
+      <w:startOverride w:val="6"/>
     </w:lvlOverride>
     <w:lvlOverride w:ilvl="7">
-      <w:startOverride w:val="7"/>
+      <w:startOverride w:val="6"/>
     </w:lvlOverride>
     <w:lvlOverride w:ilvl="8">
-      <w:startOverride w:val="7"/>
-    </w:lvlOverride>
-  </w:num>
-  <w:num w:numId="1004">
-    <w:abstractNumId w:val="99419"/>
-    <w:lvlOverride w:ilvl="0">
-      <w:startOverride w:val="9"/>
-    </w:lvlOverride>
-    <w:lvlOverride w:ilvl="1">
-      <w:startOverride w:val="9"/>
-    </w:lvlOverride>
-    <w:lvlOverride w:ilvl="2">
-      <w:startOverride w:val="9"/>
-    </w:lvlOverride>
-    <w:lvlOverride w:ilvl="3">
-      <w:startOverride w:val="9"/>
-    </w:lvlOverride>
-    <w:lvlOverride w:ilvl="4">
-      <w:startOverride w:val="9"/>
-    </w:lvlOverride>
-    <w:lvlOverride w:ilvl="5">
-      <w:startOverride w:val="9"/>
-    </w:lvlOverride>
-    <w:lvlOverride w:ilvl="6">
-      <w:startOverride w:val="9"/>
-    </w:lvlOverride>
-    <w:lvlOverride w:ilvl="7">
-      <w:startOverride w:val="9"/>
-    </w:lvlOverride>
-    <w:lvlOverride w:ilvl="8">
-      <w:startOverride w:val="9"/>
-    </w:lvlOverride>
-  </w:num>
-  <w:num w:numId="1005">
-    <w:abstractNumId w:val="994110"/>
-    <w:lvlOverride w:ilvl="0">
-      <w:startOverride w:val="10"/>
-    </w:lvlOverride>
-    <w:lvlOverride w:ilvl="1">
-      <w:startOverride w:val="10"/>
-    </w:lvlOverride>
-    <w:lvlOverride w:ilvl="2">
-      <w:startOverride w:val="10"/>
-    </w:lvlOverride>
-    <w:lvlOverride w:ilvl="3">
-      <w:startOverride w:val="10"/>
-    </w:lvlOverride>
-    <w:lvlOverride w:ilvl="4">
-      <w:startOverride w:val="10"/>
-    </w:lvlOverride>
-    <w:lvlOverride w:ilvl="5">
-      <w:startOverride w:val="10"/>
-    </w:lvlOverride>
-    <w:lvlOverride w:ilvl="6">
-      <w:startOverride w:val="10"/>
-    </w:lvlOverride>
-    <w:lvlOverride w:ilvl="7">
-      <w:startOverride w:val="10"/>
-    </w:lvlOverride>
-    <w:lvlOverride w:ilvl="8">
-      <w:startOverride w:val="10"/>
+      <w:startOverride w:val="6"/>
     </w:lvlOverride>
   </w:num>
   <w:num w:numId="1006">
-    <w:abstractNumId w:val="994111"/>
-    <w:lvlOverride w:ilvl="0">
-      <w:startOverride w:val="11"/>
-    </w:lvlOverride>
-    <w:lvlOverride w:ilvl="1">
-      <w:startOverride w:val="11"/>
-    </w:lvlOverride>
-    <w:lvlOverride w:ilvl="2">
-      <w:startOverride w:val="11"/>
-    </w:lvlOverride>
-    <w:lvlOverride w:ilvl="3">
-      <w:startOverride w:val="11"/>
-    </w:lvlOverride>
-    <w:lvlOverride w:ilvl="4">
-      <w:startOverride w:val="11"/>
-    </w:lvlOverride>
-    <w:lvlOverride w:ilvl="5">
-      <w:startOverride w:val="11"/>
-    </w:lvlOverride>
-    <w:lvlOverride w:ilvl="6">
-      <w:startOverride w:val="11"/>
-    </w:lvlOverride>
-    <w:lvlOverride w:ilvl="7">
-      <w:startOverride w:val="11"/>
-    </w:lvlOverride>
-    <w:lvlOverride w:ilvl="8">
-      <w:startOverride w:val="11"/>
-    </w:lvlOverride>
-  </w:num>
-  <w:num w:numId="1007">
     <w:abstractNumId w:val="994112"/>
     <w:lvlOverride w:ilvl="0">
       <w:startOverride w:val="12"/>
@@ -4106,67 +4226,7 @@
       <w:startOverride w:val="12"/>
     </w:lvlOverride>
   </w:num>
-  <w:num w:numId="1008">
-    <w:abstractNumId w:val="994113"/>
-    <w:lvlOverride w:ilvl="0">
-      <w:startOverride w:val="13"/>
-    </w:lvlOverride>
-    <w:lvlOverride w:ilvl="1">
-      <w:startOverride w:val="13"/>
-    </w:lvlOverride>
-    <w:lvlOverride w:ilvl="2">
-      <w:startOverride w:val="13"/>
-    </w:lvlOverride>
-    <w:lvlOverride w:ilvl="3">
-      <w:startOverride w:val="13"/>
-    </w:lvlOverride>
-    <w:lvlOverride w:ilvl="4">
-      <w:startOverride w:val="13"/>
-    </w:lvlOverride>
-    <w:lvlOverride w:ilvl="5">
-      <w:startOverride w:val="13"/>
-    </w:lvlOverride>
-    <w:lvlOverride w:ilvl="6">
-      <w:startOverride w:val="13"/>
-    </w:lvlOverride>
-    <w:lvlOverride w:ilvl="7">
-      <w:startOverride w:val="13"/>
-    </w:lvlOverride>
-    <w:lvlOverride w:ilvl="8">
-      <w:startOverride w:val="13"/>
-    </w:lvlOverride>
-  </w:num>
-  <w:num w:numId="1009">
-    <w:abstractNumId w:val="994114"/>
-    <w:lvlOverride w:ilvl="0">
-      <w:startOverride w:val="14"/>
-    </w:lvlOverride>
-    <w:lvlOverride w:ilvl="1">
-      <w:startOverride w:val="14"/>
-    </w:lvlOverride>
-    <w:lvlOverride w:ilvl="2">
-      <w:startOverride w:val="14"/>
-    </w:lvlOverride>
-    <w:lvlOverride w:ilvl="3">
-      <w:startOverride w:val="14"/>
-    </w:lvlOverride>
-    <w:lvlOverride w:ilvl="4">
-      <w:startOverride w:val="14"/>
-    </w:lvlOverride>
-    <w:lvlOverride w:ilvl="5">
-      <w:startOverride w:val="14"/>
-    </w:lvlOverride>
-    <w:lvlOverride w:ilvl="6">
-      <w:startOverride w:val="14"/>
-    </w:lvlOverride>
-    <w:lvlOverride w:ilvl="7">
-      <w:startOverride w:val="14"/>
-    </w:lvlOverride>
-    <w:lvlOverride w:ilvl="8">
-      <w:startOverride w:val="14"/>
-    </w:lvlOverride>
-  </w:num>
-  <w:num w:numId="1010">
+  <w:num w:numId="1007">
     <w:abstractNumId w:val="994115"/>
     <w:lvlOverride w:ilvl="0">
       <w:startOverride w:val="15"/>
@@ -4196,127 +4256,7 @@
       <w:startOverride w:val="15"/>
     </w:lvlOverride>
   </w:num>
-  <w:num w:numId="1011">
-    <w:abstractNumId w:val="994116"/>
-    <w:lvlOverride w:ilvl="0">
-      <w:startOverride w:val="16"/>
-    </w:lvlOverride>
-    <w:lvlOverride w:ilvl="1">
-      <w:startOverride w:val="16"/>
-    </w:lvlOverride>
-    <w:lvlOverride w:ilvl="2">
-      <w:startOverride w:val="16"/>
-    </w:lvlOverride>
-    <w:lvlOverride w:ilvl="3">
-      <w:startOverride w:val="16"/>
-    </w:lvlOverride>
-    <w:lvlOverride w:ilvl="4">
-      <w:startOverride w:val="16"/>
-    </w:lvlOverride>
-    <w:lvlOverride w:ilvl="5">
-      <w:startOverride w:val="16"/>
-    </w:lvlOverride>
-    <w:lvlOverride w:ilvl="6">
-      <w:startOverride w:val="16"/>
-    </w:lvlOverride>
-    <w:lvlOverride w:ilvl="7">
-      <w:startOverride w:val="16"/>
-    </w:lvlOverride>
-    <w:lvlOverride w:ilvl="8">
-      <w:startOverride w:val="16"/>
-    </w:lvlOverride>
-  </w:num>
-  <w:num w:numId="1012">
-    <w:abstractNumId w:val="994117"/>
-    <w:lvlOverride w:ilvl="0">
-      <w:startOverride w:val="17"/>
-    </w:lvlOverride>
-    <w:lvlOverride w:ilvl="1">
-      <w:startOverride w:val="17"/>
-    </w:lvlOverride>
-    <w:lvlOverride w:ilvl="2">
-      <w:startOverride w:val="17"/>
-    </w:lvlOverride>
-    <w:lvlOverride w:ilvl="3">
-      <w:startOverride w:val="17"/>
-    </w:lvlOverride>
-    <w:lvlOverride w:ilvl="4">
-      <w:startOverride w:val="17"/>
-    </w:lvlOverride>
-    <w:lvlOverride w:ilvl="5">
-      <w:startOverride w:val="17"/>
-    </w:lvlOverride>
-    <w:lvlOverride w:ilvl="6">
-      <w:startOverride w:val="17"/>
-    </w:lvlOverride>
-    <w:lvlOverride w:ilvl="7">
-      <w:startOverride w:val="17"/>
-    </w:lvlOverride>
-    <w:lvlOverride w:ilvl="8">
-      <w:startOverride w:val="17"/>
-    </w:lvlOverride>
-  </w:num>
-  <w:num w:numId="1013">
-    <w:abstractNumId w:val="994118"/>
-    <w:lvlOverride w:ilvl="0">
-      <w:startOverride w:val="18"/>
-    </w:lvlOverride>
-    <w:lvlOverride w:ilvl="1">
-      <w:startOverride w:val="18"/>
-    </w:lvlOverride>
-    <w:lvlOverride w:ilvl="2">
-      <w:startOverride w:val="18"/>
-    </w:lvlOverride>
-    <w:lvlOverride w:ilvl="3">
-      <w:startOverride w:val="18"/>
-    </w:lvlOverride>
-    <w:lvlOverride w:ilvl="4">
-      <w:startOverride w:val="18"/>
-    </w:lvlOverride>
-    <w:lvlOverride w:ilvl="5">
-      <w:startOverride w:val="18"/>
-    </w:lvlOverride>
-    <w:lvlOverride w:ilvl="6">
-      <w:startOverride w:val="18"/>
-    </w:lvlOverride>
-    <w:lvlOverride w:ilvl="7">
-      <w:startOverride w:val="18"/>
-    </w:lvlOverride>
-    <w:lvlOverride w:ilvl="8">
-      <w:startOverride w:val="18"/>
-    </w:lvlOverride>
-  </w:num>
-  <w:num w:numId="1014">
-    <w:abstractNumId w:val="994119"/>
-    <w:lvlOverride w:ilvl="0">
-      <w:startOverride w:val="19"/>
-    </w:lvlOverride>
-    <w:lvlOverride w:ilvl="1">
-      <w:startOverride w:val="19"/>
-    </w:lvlOverride>
-    <w:lvlOverride w:ilvl="2">
-      <w:startOverride w:val="19"/>
-    </w:lvlOverride>
-    <w:lvlOverride w:ilvl="3">
-      <w:startOverride w:val="19"/>
-    </w:lvlOverride>
-    <w:lvlOverride w:ilvl="4">
-      <w:startOverride w:val="19"/>
-    </w:lvlOverride>
-    <w:lvlOverride w:ilvl="5">
-      <w:startOverride w:val="19"/>
-    </w:lvlOverride>
-    <w:lvlOverride w:ilvl="6">
-      <w:startOverride w:val="19"/>
-    </w:lvlOverride>
-    <w:lvlOverride w:ilvl="7">
-      <w:startOverride w:val="19"/>
-    </w:lvlOverride>
-    <w:lvlOverride w:ilvl="8">
-      <w:startOverride w:val="19"/>
-    </w:lvlOverride>
-  </w:num>
-  <w:num w:numId="1015">
+  <w:num w:numId="1008">
     <w:abstractNumId w:val="994120"/>
     <w:lvlOverride w:ilvl="0">
       <w:startOverride w:val="20"/>
